--- a/作业/作业1-题目.docx
+++ b/作业/作业1-题目.docx
@@ -1,6 +1,6 @@
 
 <file path=word/document.xml><?xml version="1.0" encoding="utf-8"?>
-<w:document xmlns:wpc="http://schemas.microsoft.com/office/word/2010/wordprocessingCanvas" xmlns:cx="http://schemas.microsoft.com/office/drawing/2014/chartex" xmlns:cx1="http://schemas.microsoft.com/office/drawing/2015/9/8/chartex" xmlns:cx2="http://schemas.microsoft.com/office/drawing/2015/10/21/chartex" xmlns:cx3="http://schemas.microsoft.com/office/drawing/2016/5/9/chartex" xmlns:cx4="http://schemas.microsoft.com/office/drawing/2016/5/10/chartex" xmlns:cx5="http://schemas.microsoft.com/office/drawing/2016/5/11/chartex" xmlns:cx6="http://schemas.microsoft.com/office/drawing/2016/5/12/chartex" xmlns:cx7="http://schemas.microsoft.com/office/drawing/2016/5/13/chartex" xmlns:cx8="http://schemas.microsoft.com/office/drawing/2016/5/14/chartex" xmlns:mc="http://schemas.openxmlformats.org/markup-compatibility/2006" xmlns:aink="http://schemas.microsoft.com/office/drawing/2016/ink" xmlns:am3d="http://schemas.microsoft.com/office/drawing/2017/model3d" xmlns:o="urn:schemas-microsoft-com:office:office" xmlns:r="http://schemas.openxmlformats.org/officeDocument/2006/relationships" xmlns:m="http://schemas.openxmlformats.org/officeDocument/2006/math" xmlns:v="urn:schemas-microsoft-com:vml" xmlns:wp14="http://schemas.microsoft.com/office/word/2010/wordprocessingDrawing" xmlns:wp="http://schemas.openxmlformats.org/drawingml/2006/wordprocessingDrawing" xmlns:w10="urn:schemas-microsoft-com:office:word" xmlns:w="http://schemas.openxmlformats.org/wordprocessingml/2006/main" xmlns:w14="http://schemas.microsoft.com/office/word/2010/wordml" xmlns:w15="http://schemas.microsoft.com/office/word/2012/wordml" xmlns:w16cid="http://schemas.microsoft.com/office/word/2016/wordml/cid" xmlns:w16se="http://schemas.microsoft.com/office/word/2015/wordml/symex" xmlns:wpg="http://schemas.microsoft.com/office/word/2010/wordprocessingGroup" xmlns:wpi="http://schemas.microsoft.com/office/word/2010/wordprocessingInk" xmlns:wne="http://schemas.microsoft.com/office/word/2006/wordml" xmlns:wps="http://schemas.microsoft.com/office/word/2010/wordprocessingShape" mc:Ignorable="w14 w15 w16se w16cid wp14">
+<w:document xmlns:wpc="http://schemas.microsoft.com/office/word/2010/wordprocessingCanvas" xmlns:cx="http://schemas.microsoft.com/office/drawing/2014/chartex" xmlns:cx1="http://schemas.microsoft.com/office/drawing/2015/9/8/chartex" xmlns:cx2="http://schemas.microsoft.com/office/drawing/2015/10/21/chartex" xmlns:cx3="http://schemas.microsoft.com/office/drawing/2016/5/9/chartex" xmlns:cx4="http://schemas.microsoft.com/office/drawing/2016/5/10/chartex" xmlns:cx5="http://schemas.microsoft.com/office/drawing/2016/5/11/chartex" xmlns:cx6="http://schemas.microsoft.com/office/drawing/2016/5/12/chartex" xmlns:cx7="http://schemas.microsoft.com/office/drawing/2016/5/13/chartex" xmlns:cx8="http://schemas.microsoft.com/office/drawing/2016/5/14/chartex" xmlns:mc="http://schemas.openxmlformats.org/markup-compatibility/2006" xmlns:aink="http://schemas.microsoft.com/office/drawing/2016/ink" xmlns:am3d="http://schemas.microsoft.com/office/drawing/2017/model3d" xmlns:o="urn:schemas-microsoft-com:office:office" xmlns:oel="http://schemas.microsoft.com/office/2019/extlst" xmlns:r="http://schemas.openxmlformats.org/officeDocument/2006/relationships" xmlns:m="http://schemas.openxmlformats.org/officeDocument/2006/math" xmlns:v="urn:schemas-microsoft-com:vml" xmlns:wp14="http://schemas.microsoft.com/office/word/2010/wordprocessingDrawing" xmlns:wp="http://schemas.openxmlformats.org/drawingml/2006/wordprocessingDrawing" xmlns:w10="urn:schemas-microsoft-com:office:word" xmlns:w="http://schemas.openxmlformats.org/wordprocessingml/2006/main" xmlns:w14="http://schemas.microsoft.com/office/word/2010/wordml" xmlns:w15="http://schemas.microsoft.com/office/word/2012/wordml" xmlns:w16cex="http://schemas.microsoft.com/office/word/2018/wordml/cex" xmlns:w16cid="http://schemas.microsoft.com/office/word/2016/wordml/cid" xmlns:w16="http://schemas.microsoft.com/office/word/2018/wordml" xmlns:w16du="http://schemas.microsoft.com/office/word/2023/wordml/word16du" xmlns:w16sdtdh="http://schemas.microsoft.com/office/word/2020/wordml/sdtdatahash" xmlns:w16sdtfl="http://schemas.microsoft.com/office/word/2024/wordml/sdtformatlock" xmlns:w16se="http://schemas.microsoft.com/office/word/2015/wordml/symex" xmlns:wpg="http://schemas.microsoft.com/office/word/2010/wordprocessingGroup" xmlns:wpi="http://schemas.microsoft.com/office/word/2010/wordprocessingInk" xmlns:wne="http://schemas.microsoft.com/office/word/2006/wordml" xmlns:wps="http://schemas.microsoft.com/office/word/2010/wordprocessingShape" mc:Ignorable="w14 w15 w16se w16cid w16 w16cex w16sdtdh w16sdtfl w16du wp14">
   <w:body>
     <w:p>
       <w:pPr>
@@ -266,7 +266,7 @@
           <w:sz w:val="24"/>
           <w:szCs w:val="24"/>
         </w:rPr>
-        <w:object w:dxaOrig="440" w:dyaOrig="320">
+        <w:object w:dxaOrig="440" w:dyaOrig="320" w14:anchorId="137E2C84">
           <v:shapetype id="_x0000_t75" coordsize="21600,21600" o:spt="75" o:preferrelative="t" path="m@4@5l@4@11@9@11@9@5xe" filled="f" stroked="f">
             <v:stroke joinstyle="miter"/>
             <v:formulas>
@@ -286,10 +286,10 @@
             <v:path o:extrusionok="f" gradientshapeok="t" o:connecttype="rect"/>
             <o:lock v:ext="edit" aspectratio="t"/>
           </v:shapetype>
-          <v:shape id="_x0000_i1025" type="#_x0000_t75" style="width:22.15pt;height:16.15pt" o:ole="">
+          <v:shape id="_x0000_i1025" type="#_x0000_t75" style="width:22.35pt;height:16.35pt" o:ole="">
             <v:imagedata r:id="rId7" o:title=""/>
           </v:shape>
-          <o:OLEObject Type="Embed" ProgID="Equation.DSMT4" ShapeID="_x0000_i1025" DrawAspect="Content" ObjectID="_1648298690" r:id="rId8"/>
+          <o:OLEObject Type="Embed" ProgID="Equation.DSMT4" ShapeID="_x0000_i1025" DrawAspect="Content" ObjectID="_1835099239" r:id="rId8"/>
         </w:object>
       </w:r>
       <w:r>
@@ -386,13 +386,23 @@
         </w:rPr>
         <w:t>请问整个系统有几个运动自由度？</w:t>
       </w:r>
-      <w:r>
-        <w:rPr>
-          <w:rFonts w:ascii="Times New Roman" w:hAnsi="Times New Roman" w:cs="Times New Roman"/>
-          <w:sz w:val="24"/>
-          <w:szCs w:val="24"/>
-        </w:rPr>
-        <w:t>请建立摆杆和小车的</w:t>
+      <w:proofErr w:type="gramStart"/>
+      <w:r>
+        <w:rPr>
+          <w:rFonts w:ascii="Times New Roman" w:hAnsi="Times New Roman" w:cs="Times New Roman"/>
+          <w:sz w:val="24"/>
+          <w:szCs w:val="24"/>
+        </w:rPr>
+        <w:t>请建立</w:t>
+      </w:r>
+      <w:proofErr w:type="gramEnd"/>
+      <w:r>
+        <w:rPr>
+          <w:rFonts w:ascii="Times New Roman" w:hAnsi="Times New Roman" w:cs="Times New Roman"/>
+          <w:sz w:val="24"/>
+          <w:szCs w:val="24"/>
+        </w:rPr>
+        <w:t>摆杆和小车的</w:t>
       </w:r>
       <w:r>
         <w:rPr>
@@ -434,13 +444,23 @@
           <w:szCs w:val="24"/>
         </w:rPr>
       </w:pPr>
+      <w:proofErr w:type="gramStart"/>
       <w:r>
         <w:rPr>
           <w:rFonts w:ascii="Times New Roman" w:hAnsi="Times New Roman" w:cs="Times New Roman" w:hint="eastAsia"/>
           <w:sz w:val="24"/>
           <w:szCs w:val="24"/>
         </w:rPr>
-        <w:t>请证明系统方程可以转换为如下形式</w:t>
+        <w:t>请证明</w:t>
+      </w:r>
+      <w:proofErr w:type="gramEnd"/>
+      <w:r>
+        <w:rPr>
+          <w:rFonts w:ascii="Times New Roman" w:hAnsi="Times New Roman" w:cs="Times New Roman" w:hint="eastAsia"/>
+          <w:sz w:val="24"/>
+          <w:szCs w:val="24"/>
+        </w:rPr>
+        <w:t>系统方程可以转换为如下形式</w:t>
       </w:r>
     </w:p>
     <w:p>
@@ -462,20 +482,382 @@
         </w:rPr>
         <w:tab/>
       </w:r>
-      <w:r>
-        <w:rPr>
-          <w:rFonts w:ascii="Times New Roman" w:hAnsi="Times New Roman" w:cs="Times New Roman"/>
-          <w:position w:val="-28"/>
-          <w:sz w:val="24"/>
-          <w:szCs w:val="24"/>
-        </w:rPr>
-        <w:object w:dxaOrig="3379" w:dyaOrig="660">
-          <v:shape id="_x0000_i1026" type="#_x0000_t75" style="width:169.15pt;height:33pt" o:ole="">
-            <v:imagedata r:id="rId9" o:title=""/>
-          </v:shape>
-          <o:OLEObject Type="Embed" ProgID="Equation.DSMT4" ShapeID="_x0000_i1026" DrawAspect="Content" ObjectID="_1648298691" r:id="rId10"/>
-        </w:object>
-      </w:r>
+      <m:oMath>
+        <m:eqArr>
+          <m:eqArrPr>
+            <m:ctrlPr>
+              <w:rPr>
+                <w:rFonts w:ascii="Cambria Math" w:hAnsi="Cambria Math" w:cs="Times New Roman"/>
+                <w:sz w:val="24"/>
+                <w:szCs w:val="24"/>
+              </w:rPr>
+            </m:ctrlPr>
+          </m:eqArrPr>
+          <m:e>
+            <m:r>
+              <w:rPr>
+                <w:rFonts w:ascii="Cambria Math" w:hAnsi="Cambria Math" w:cs="Times New Roman"/>
+                <w:sz w:val="24"/>
+                <w:szCs w:val="24"/>
+              </w:rPr>
+              <m:t>I</m:t>
+            </m:r>
+            <m:acc>
+              <m:accPr>
+                <m:chr m:val="̈"/>
+                <m:ctrlPr>
+                  <w:rPr>
+                    <w:rFonts w:ascii="Cambria Math" w:hAnsi="Cambria Math" w:cs="Times New Roman"/>
+                    <w:sz w:val="24"/>
+                    <w:szCs w:val="24"/>
+                  </w:rPr>
+                </m:ctrlPr>
+              </m:accPr>
+              <m:e>
+                <m:r>
+                  <w:rPr>
+                    <w:rFonts w:ascii="Cambria Math" w:hAnsi="Cambria Math" w:cs="Times New Roman"/>
+                    <w:sz w:val="24"/>
+                    <w:szCs w:val="24"/>
+                  </w:rPr>
+                  <m:t>θ</m:t>
+                </m:r>
+              </m:e>
+            </m:acc>
+            <m:r>
+              <w:rPr>
+                <w:rFonts w:ascii="Cambria Math" w:hAnsi="Cambria Math" w:cs="Times New Roman"/>
+                <w:sz w:val="24"/>
+                <w:szCs w:val="24"/>
+              </w:rPr>
+              <m:t>=mgL</m:t>
+            </m:r>
+            <m:r>
+              <m:rPr>
+                <m:sty m:val="p"/>
+              </m:rPr>
+              <w:rPr>
+                <w:rFonts w:ascii="Cambria Math" w:hAnsi="Cambria Math" w:cs="Times New Roman"/>
+                <w:sz w:val="24"/>
+                <w:szCs w:val="24"/>
+              </w:rPr>
+              <m:t>sin</m:t>
+            </m:r>
+            <m:r>
+              <w:rPr>
+                <w:rFonts w:ascii="Cambria Math" w:hAnsi="Cambria Math" w:cs="Times New Roman"/>
+                <w:sz w:val="24"/>
+                <w:szCs w:val="24"/>
+              </w:rPr>
+              <m:t>θ-m</m:t>
+            </m:r>
+            <m:sSup>
+              <m:sSupPr>
+                <m:ctrlPr>
+                  <w:rPr>
+                    <w:rFonts w:ascii="Cambria Math" w:hAnsi="Cambria Math" w:cs="Times New Roman"/>
+                    <w:sz w:val="24"/>
+                    <w:szCs w:val="24"/>
+                  </w:rPr>
+                </m:ctrlPr>
+              </m:sSupPr>
+              <m:e>
+                <m:r>
+                  <w:rPr>
+                    <w:rFonts w:ascii="Cambria Math" w:hAnsi="Cambria Math" w:cs="Times New Roman"/>
+                    <w:sz w:val="24"/>
+                    <w:szCs w:val="24"/>
+                  </w:rPr>
+                  <m:t>L</m:t>
+                </m:r>
+              </m:e>
+              <m:sup>
+                <m:r>
+                  <w:rPr>
+                    <w:rFonts w:ascii="Cambria Math" w:hAnsi="Cambria Math" w:cs="Times New Roman"/>
+                    <w:sz w:val="24"/>
+                    <w:szCs w:val="24"/>
+                  </w:rPr>
+                  <m:t>2</m:t>
+                </m:r>
+              </m:sup>
+            </m:sSup>
+            <m:acc>
+              <m:accPr>
+                <m:chr m:val="̈"/>
+                <m:ctrlPr>
+                  <w:rPr>
+                    <w:rFonts w:ascii="Cambria Math" w:hAnsi="Cambria Math" w:cs="Times New Roman"/>
+                    <w:sz w:val="24"/>
+                    <w:szCs w:val="24"/>
+                  </w:rPr>
+                </m:ctrlPr>
+              </m:accPr>
+              <m:e>
+                <m:r>
+                  <w:rPr>
+                    <w:rFonts w:ascii="Cambria Math" w:hAnsi="Cambria Math" w:cs="Times New Roman"/>
+                    <w:sz w:val="24"/>
+                    <w:szCs w:val="24"/>
+                  </w:rPr>
+                  <m:t>θ</m:t>
+                </m:r>
+              </m:e>
+            </m:acc>
+            <m:r>
+              <w:rPr>
+                <w:rFonts w:ascii="Cambria Math" w:hAnsi="Cambria Math" w:cs="Times New Roman"/>
+                <w:sz w:val="24"/>
+                <w:szCs w:val="24"/>
+              </w:rPr>
+              <m:t>-mL</m:t>
+            </m:r>
+            <m:acc>
+              <m:accPr>
+                <m:chr m:val="̈"/>
+                <m:ctrlPr>
+                  <w:rPr>
+                    <w:rFonts w:ascii="Cambria Math" w:hAnsi="Cambria Math" w:cs="Times New Roman"/>
+                    <w:sz w:val="24"/>
+                    <w:szCs w:val="24"/>
+                  </w:rPr>
+                </m:ctrlPr>
+              </m:accPr>
+              <m:e>
+                <m:r>
+                  <w:rPr>
+                    <w:rFonts w:ascii="Cambria Math" w:hAnsi="Cambria Math" w:cs="Times New Roman"/>
+                    <w:sz w:val="24"/>
+                    <w:szCs w:val="24"/>
+                  </w:rPr>
+                  <m:t>y</m:t>
+                </m:r>
+              </m:e>
+            </m:acc>
+            <m:r>
+              <w:rPr>
+                <w:rFonts w:ascii="Cambria Math" w:hAnsi="Cambria Math" w:cs="Times New Roman"/>
+                <w:sz w:val="24"/>
+                <w:szCs w:val="24"/>
+              </w:rPr>
+              <m:t>cosθ</m:t>
+            </m:r>
+          </m:e>
+          <m:e>
+            <m:r>
+              <w:rPr>
+                <w:rFonts w:ascii="Cambria Math" w:hAnsi="Cambria Math" w:cs="Times New Roman"/>
+                <w:sz w:val="24"/>
+                <w:szCs w:val="24"/>
+              </w:rPr>
+              <m:t>M</m:t>
+            </m:r>
+            <m:acc>
+              <m:accPr>
+                <m:chr m:val="̈"/>
+                <m:ctrlPr>
+                  <w:rPr>
+                    <w:rFonts w:ascii="Cambria Math" w:hAnsi="Cambria Math" w:cs="Times New Roman"/>
+                    <w:sz w:val="24"/>
+                    <w:szCs w:val="24"/>
+                  </w:rPr>
+                </m:ctrlPr>
+              </m:accPr>
+              <m:e>
+                <m:r>
+                  <w:rPr>
+                    <w:rFonts w:ascii="Cambria Math" w:hAnsi="Cambria Math" w:cs="Times New Roman"/>
+                    <w:sz w:val="24"/>
+                    <w:szCs w:val="24"/>
+                  </w:rPr>
+                  <m:t>y</m:t>
+                </m:r>
+              </m:e>
+            </m:acc>
+            <m:r>
+              <w:rPr>
+                <w:rFonts w:ascii="Cambria Math" w:hAnsi="Cambria Math" w:cs="Times New Roman"/>
+                <w:sz w:val="24"/>
+                <w:szCs w:val="24"/>
+              </w:rPr>
+              <m:t>=F-m</m:t>
+            </m:r>
+            <m:d>
+              <m:dPr>
+                <m:ctrlPr>
+                  <w:rPr>
+                    <w:rFonts w:ascii="Cambria Math" w:hAnsi="Cambria Math" w:cs="Times New Roman"/>
+                    <w:i/>
+                    <w:sz w:val="24"/>
+                    <w:szCs w:val="24"/>
+                  </w:rPr>
+                </m:ctrlPr>
+              </m:dPr>
+              <m:e>
+                <m:acc>
+                  <m:accPr>
+                    <m:chr m:val="̈"/>
+                    <m:ctrlPr>
+                      <w:rPr>
+                        <w:rFonts w:ascii="Cambria Math" w:hAnsi="Cambria Math" w:cs="Times New Roman"/>
+                        <w:sz w:val="24"/>
+                        <w:szCs w:val="24"/>
+                      </w:rPr>
+                    </m:ctrlPr>
+                  </m:accPr>
+                  <m:e>
+                    <m:r>
+                      <w:rPr>
+                        <w:rFonts w:ascii="Cambria Math" w:hAnsi="Cambria Math" w:cs="Times New Roman"/>
+                        <w:sz w:val="24"/>
+                        <w:szCs w:val="24"/>
+                      </w:rPr>
+                      <m:t>y</m:t>
+                    </m:r>
+                  </m:e>
+                </m:acc>
+                <m:r>
+                  <w:rPr>
+                    <w:rFonts w:ascii="Cambria Math" w:hAnsi="Cambria Math" w:cs="Times New Roman"/>
+                    <w:sz w:val="24"/>
+                    <w:szCs w:val="24"/>
+                  </w:rPr>
+                  <m:t>+L</m:t>
+                </m:r>
+                <m:acc>
+                  <m:accPr>
+                    <m:chr m:val="̈"/>
+                    <m:ctrlPr>
+                      <w:rPr>
+                        <w:rFonts w:ascii="Cambria Math" w:hAnsi="Cambria Math" w:cs="Times New Roman"/>
+                        <w:sz w:val="24"/>
+                        <w:szCs w:val="24"/>
+                      </w:rPr>
+                    </m:ctrlPr>
+                  </m:accPr>
+                  <m:e>
+                    <m:r>
+                      <w:rPr>
+                        <w:rFonts w:ascii="Cambria Math" w:hAnsi="Cambria Math" w:cs="Times New Roman"/>
+                        <w:sz w:val="24"/>
+                        <w:szCs w:val="24"/>
+                      </w:rPr>
+                      <m:t>θ</m:t>
+                    </m:r>
+                  </m:e>
+                </m:acc>
+                <m:r>
+                  <w:rPr>
+                    <w:rFonts w:ascii="Cambria Math" w:hAnsi="Cambria Math" w:cs="Times New Roman"/>
+                    <w:sz w:val="24"/>
+                    <w:szCs w:val="24"/>
+                  </w:rPr>
+                  <m:t>cos</m:t>
+                </m:r>
+                <m:r>
+                  <w:rPr>
+                    <w:rFonts w:ascii="Cambria Math" w:hAnsi="Cambria Math" w:cs="Times New Roman"/>
+                    <w:sz w:val="24"/>
+                    <w:szCs w:val="24"/>
+                  </w:rPr>
+                  <m:t>θ-L</m:t>
+                </m:r>
+                <m:sSup>
+                  <m:sSupPr>
+                    <m:ctrlPr>
+                      <w:rPr>
+                        <w:rFonts w:ascii="Cambria Math" w:hAnsi="Cambria Math" w:cs="Times New Roman"/>
+                        <w:sz w:val="24"/>
+                        <w:szCs w:val="24"/>
+                      </w:rPr>
+                    </m:ctrlPr>
+                  </m:sSupPr>
+                  <m:e>
+                    <m:acc>
+                      <m:accPr>
+                        <m:chr m:val="̇"/>
+                        <m:ctrlPr>
+                          <w:rPr>
+                            <w:rFonts w:ascii="Cambria Math" w:hAnsi="Cambria Math" w:cs="Times New Roman"/>
+                            <w:sz w:val="24"/>
+                            <w:szCs w:val="24"/>
+                          </w:rPr>
+                        </m:ctrlPr>
+                      </m:accPr>
+                      <m:e>
+                        <m:r>
+                          <w:rPr>
+                            <w:rFonts w:ascii="Cambria Math" w:hAnsi="Cambria Math" w:cs="Times New Roman"/>
+                            <w:sz w:val="24"/>
+                            <w:szCs w:val="24"/>
+                          </w:rPr>
+                          <m:t>θ</m:t>
+                        </m:r>
+                      </m:e>
+                    </m:acc>
+                  </m:e>
+                  <m:sup>
+                    <m:r>
+                      <w:rPr>
+                        <w:rFonts w:ascii="Cambria Math" w:hAnsi="Cambria Math" w:cs="Times New Roman"/>
+                        <w:sz w:val="24"/>
+                        <w:szCs w:val="24"/>
+                      </w:rPr>
+                      <m:t>2</m:t>
+                    </m:r>
+                  </m:sup>
+                </m:sSup>
+                <m:r>
+                  <w:rPr>
+                    <w:rFonts w:ascii="Cambria Math" w:hAnsi="Cambria Math" w:cs="Times New Roman"/>
+                    <w:sz w:val="24"/>
+                    <w:szCs w:val="24"/>
+                  </w:rPr>
+                  <m:t>sin</m:t>
+                </m:r>
+                <m:r>
+                  <w:rPr>
+                    <w:rFonts w:ascii="Cambria Math" w:hAnsi="Cambria Math" w:cs="Times New Roman"/>
+                    <w:sz w:val="24"/>
+                    <w:szCs w:val="24"/>
+                  </w:rPr>
+                  <m:t>θ</m:t>
+                </m:r>
+              </m:e>
+            </m:d>
+            <m:r>
+              <w:rPr>
+                <w:rFonts w:ascii="Cambria Math" w:hAnsi="Cambria Math" w:cs="Times New Roman"/>
+                <w:sz w:val="24"/>
+                <w:szCs w:val="24"/>
+              </w:rPr>
+              <m:t>-k</m:t>
+            </m:r>
+            <m:acc>
+              <m:accPr>
+                <m:chr m:val="̇"/>
+                <m:ctrlPr>
+                  <w:rPr>
+                    <w:rFonts w:ascii="Cambria Math" w:hAnsi="Cambria Math" w:cs="Times New Roman"/>
+                    <w:sz w:val="24"/>
+                    <w:szCs w:val="24"/>
+                  </w:rPr>
+                </m:ctrlPr>
+              </m:accPr>
+              <m:e>
+                <m:r>
+                  <w:rPr>
+                    <w:rFonts w:ascii="Cambria Math" w:hAnsi="Cambria Math" w:cs="Times New Roman"/>
+                    <w:sz w:val="24"/>
+                    <w:szCs w:val="24"/>
+                  </w:rPr>
+                  <m:t>y</m:t>
+                </m:r>
+              </m:e>
+            </m:acc>
+          </m:e>
+        </m:eqArr>
+      </m:oMath>
       <w:r>
         <w:rPr>
           <w:rFonts w:ascii="Times New Roman" w:hAnsi="Times New Roman" w:cs="Times New Roman"/>
@@ -621,20 +1003,249 @@
         </w:rPr>
         <w:t>状态变量</w:t>
       </w:r>
-      <w:r>
-        <w:rPr>
-          <w:rFonts w:ascii="Times New Roman" w:hAnsi="Times New Roman" w:cs="Times New Roman"/>
-          <w:position w:val="-10"/>
-          <w:sz w:val="24"/>
-          <w:szCs w:val="24"/>
-        </w:rPr>
-        <w:object w:dxaOrig="2340" w:dyaOrig="340">
-          <v:shape id="_x0000_i1027" type="#_x0000_t75" style="width:117pt;height:17.25pt" o:ole="">
-            <v:imagedata r:id="rId11" o:title=""/>
-          </v:shape>
-          <o:OLEObject Type="Embed" ProgID="Equation.DSMT4" ShapeID="_x0000_i1027" DrawAspect="Content" ObjectID="_1648298692" r:id="rId12"/>
-        </w:object>
-      </w:r>
+      <m:oMath>
+        <m:sSub>
+          <m:sSubPr>
+            <m:ctrlPr>
+              <w:rPr>
+                <w:rFonts w:ascii="Cambria Math" w:hAnsi="Cambria Math" w:cs="Times New Roman"/>
+                <w:sz w:val="24"/>
+                <w:szCs w:val="24"/>
+              </w:rPr>
+            </m:ctrlPr>
+          </m:sSubPr>
+          <m:e>
+            <m:r>
+              <w:rPr>
+                <w:rFonts w:ascii="Cambria Math" w:hAnsi="Cambria Math" w:cs="Times New Roman"/>
+                <w:sz w:val="24"/>
+                <w:szCs w:val="24"/>
+              </w:rPr>
+              <m:t>x</m:t>
+            </m:r>
+          </m:e>
+          <m:sub>
+            <m:r>
+              <w:rPr>
+                <w:rFonts w:ascii="Cambria Math" w:hAnsi="Cambria Math" w:cs="Times New Roman"/>
+                <w:sz w:val="24"/>
+                <w:szCs w:val="24"/>
+              </w:rPr>
+              <m:t>1</m:t>
+            </m:r>
+          </m:sub>
+        </m:sSub>
+        <m:r>
+          <w:rPr>
+            <w:rFonts w:ascii="Cambria Math" w:hAnsi="Cambria Math" w:cs="Times New Roman"/>
+            <w:sz w:val="24"/>
+            <w:szCs w:val="24"/>
+          </w:rPr>
+          <m:t>=θ,</m:t>
+        </m:r>
+        <m:r>
+          <m:rPr>
+            <m:nor/>
+          </m:rPr>
+          <w:rPr>
+            <w:rFonts w:ascii="Times New Roman" w:hAnsi="Times New Roman" w:cs="Times New Roman"/>
+            <w:sz w:val="24"/>
+            <w:szCs w:val="24"/>
+          </w:rPr>
+          <m:t> </m:t>
+        </m:r>
+        <m:sSub>
+          <m:sSubPr>
+            <m:ctrlPr>
+              <w:rPr>
+                <w:rFonts w:ascii="Cambria Math" w:hAnsi="Cambria Math" w:cs="Times New Roman"/>
+                <w:sz w:val="24"/>
+                <w:szCs w:val="24"/>
+              </w:rPr>
+            </m:ctrlPr>
+          </m:sSubPr>
+          <m:e>
+            <m:r>
+              <w:rPr>
+                <w:rFonts w:ascii="Cambria Math" w:hAnsi="Cambria Math" w:cs="Times New Roman"/>
+                <w:sz w:val="24"/>
+                <w:szCs w:val="24"/>
+              </w:rPr>
+              <m:t>x</m:t>
+            </m:r>
+          </m:e>
+          <m:sub>
+            <m:r>
+              <w:rPr>
+                <w:rFonts w:ascii="Cambria Math" w:hAnsi="Cambria Math" w:cs="Times New Roman"/>
+                <w:sz w:val="24"/>
+                <w:szCs w:val="24"/>
+              </w:rPr>
+              <m:t>2</m:t>
+            </m:r>
+          </m:sub>
+        </m:sSub>
+        <m:r>
+          <w:rPr>
+            <w:rFonts w:ascii="Cambria Math" w:hAnsi="Cambria Math" w:cs="Times New Roman"/>
+            <w:sz w:val="24"/>
+            <w:szCs w:val="24"/>
+          </w:rPr>
+          <m:t>=</m:t>
+        </m:r>
+        <m:acc>
+          <m:accPr>
+            <m:chr m:val="̇"/>
+            <m:ctrlPr>
+              <w:rPr>
+                <w:rFonts w:ascii="Cambria Math" w:hAnsi="Cambria Math" w:cs="Times New Roman"/>
+                <w:sz w:val="24"/>
+                <w:szCs w:val="24"/>
+              </w:rPr>
+            </m:ctrlPr>
+          </m:accPr>
+          <m:e>
+            <m:r>
+              <w:rPr>
+                <w:rFonts w:ascii="Cambria Math" w:hAnsi="Cambria Math" w:cs="Times New Roman"/>
+                <w:sz w:val="24"/>
+                <w:szCs w:val="24"/>
+              </w:rPr>
+              <m:t>θ</m:t>
+            </m:r>
+          </m:e>
+        </m:acc>
+        <m:r>
+          <w:rPr>
+            <w:rFonts w:ascii="Cambria Math" w:hAnsi="Cambria Math" w:cs="Times New Roman"/>
+            <w:sz w:val="24"/>
+            <w:szCs w:val="24"/>
+          </w:rPr>
+          <m:t>,</m:t>
+        </m:r>
+        <m:r>
+          <m:rPr>
+            <m:nor/>
+          </m:rPr>
+          <w:rPr>
+            <w:rFonts w:ascii="Times New Roman" w:hAnsi="Times New Roman" w:cs="Times New Roman"/>
+            <w:sz w:val="24"/>
+            <w:szCs w:val="24"/>
+          </w:rPr>
+          <m:t> </m:t>
+        </m:r>
+        <m:sSub>
+          <m:sSubPr>
+            <m:ctrlPr>
+              <w:rPr>
+                <w:rFonts w:ascii="Cambria Math" w:hAnsi="Cambria Math" w:cs="Times New Roman"/>
+                <w:sz w:val="24"/>
+                <w:szCs w:val="24"/>
+              </w:rPr>
+            </m:ctrlPr>
+          </m:sSubPr>
+          <m:e>
+            <m:r>
+              <w:rPr>
+                <w:rFonts w:ascii="Cambria Math" w:hAnsi="Cambria Math" w:cs="Times New Roman"/>
+                <w:sz w:val="24"/>
+                <w:szCs w:val="24"/>
+              </w:rPr>
+              <m:t>x</m:t>
+            </m:r>
+          </m:e>
+          <m:sub>
+            <m:r>
+              <w:rPr>
+                <w:rFonts w:ascii="Cambria Math" w:hAnsi="Cambria Math" w:cs="Times New Roman"/>
+                <w:sz w:val="24"/>
+                <w:szCs w:val="24"/>
+              </w:rPr>
+              <m:t>3</m:t>
+            </m:r>
+          </m:sub>
+        </m:sSub>
+        <m:r>
+          <w:rPr>
+            <w:rFonts w:ascii="Cambria Math" w:hAnsi="Cambria Math" w:cs="Times New Roman"/>
+            <w:sz w:val="24"/>
+            <w:szCs w:val="24"/>
+          </w:rPr>
+          <m:t>=y,</m:t>
+        </m:r>
+        <m:r>
+          <m:rPr>
+            <m:nor/>
+          </m:rPr>
+          <w:rPr>
+            <w:rFonts w:ascii="Times New Roman" w:hAnsi="Times New Roman" w:cs="Times New Roman"/>
+            <w:sz w:val="24"/>
+            <w:szCs w:val="24"/>
+          </w:rPr>
+          <m:t> </m:t>
+        </m:r>
+        <m:sSub>
+          <m:sSubPr>
+            <m:ctrlPr>
+              <w:rPr>
+                <w:rFonts w:ascii="Cambria Math" w:hAnsi="Cambria Math" w:cs="Times New Roman"/>
+                <w:sz w:val="24"/>
+                <w:szCs w:val="24"/>
+              </w:rPr>
+            </m:ctrlPr>
+          </m:sSubPr>
+          <m:e>
+            <m:r>
+              <w:rPr>
+                <w:rFonts w:ascii="Cambria Math" w:hAnsi="Cambria Math" w:cs="Times New Roman"/>
+                <w:sz w:val="24"/>
+                <w:szCs w:val="24"/>
+              </w:rPr>
+              <m:t>x</m:t>
+            </m:r>
+          </m:e>
+          <m:sub>
+            <m:r>
+              <w:rPr>
+                <w:rFonts w:ascii="Cambria Math" w:hAnsi="Cambria Math" w:cs="Times New Roman"/>
+                <w:sz w:val="24"/>
+                <w:szCs w:val="24"/>
+              </w:rPr>
+              <m:t>4</m:t>
+            </m:r>
+          </m:sub>
+        </m:sSub>
+        <m:r>
+          <w:rPr>
+            <w:rFonts w:ascii="Cambria Math" w:hAnsi="Cambria Math" w:cs="Times New Roman"/>
+            <w:sz w:val="24"/>
+            <w:szCs w:val="24"/>
+          </w:rPr>
+          <m:t>=</m:t>
+        </m:r>
+        <m:acc>
+          <m:accPr>
+            <m:chr m:val="̇"/>
+            <m:ctrlPr>
+              <w:rPr>
+                <w:rFonts w:ascii="Cambria Math" w:hAnsi="Cambria Math" w:cs="Times New Roman"/>
+                <w:sz w:val="24"/>
+                <w:szCs w:val="24"/>
+              </w:rPr>
+            </m:ctrlPr>
+          </m:accPr>
+          <m:e>
+            <m:r>
+              <w:rPr>
+                <w:rFonts w:ascii="Cambria Math" w:hAnsi="Cambria Math" w:cs="Times New Roman"/>
+                <w:sz w:val="24"/>
+                <w:szCs w:val="24"/>
+              </w:rPr>
+              <m:t>y</m:t>
+            </m:r>
+          </m:e>
+        </m:acc>
+      </m:oMath>
       <w:r>
         <w:rPr>
           <w:rFonts w:ascii="Times New Roman" w:hAnsi="Times New Roman" w:cs="Times New Roman" w:hint="eastAsia"/>
@@ -643,20 +1254,16 @@
         </w:rPr>
         <w:t>，控制输入</w:t>
       </w:r>
-      <w:r>
-        <w:rPr>
-          <w:rFonts w:ascii="Times New Roman" w:hAnsi="Times New Roman" w:cs="Times New Roman"/>
-          <w:position w:val="-6"/>
-          <w:sz w:val="24"/>
-          <w:szCs w:val="24"/>
-        </w:rPr>
-        <w:object w:dxaOrig="540" w:dyaOrig="240">
-          <v:shape id="_x0000_i1028" type="#_x0000_t75" style="width:27pt;height:12pt" o:ole="">
-            <v:imagedata r:id="rId13" o:title=""/>
-          </v:shape>
-          <o:OLEObject Type="Embed" ProgID="Equation.DSMT4" ShapeID="_x0000_i1028" DrawAspect="Content" ObjectID="_1648298693" r:id="rId14"/>
-        </w:object>
-      </w:r>
+      <m:oMath>
+        <m:r>
+          <w:rPr>
+            <w:rFonts w:ascii="Cambria Math" w:hAnsi="Cambria Math" w:cs="Times New Roman"/>
+            <w:sz w:val="24"/>
+            <w:szCs w:val="24"/>
+          </w:rPr>
+          <m:t>u=F</m:t>
+        </m:r>
+      </m:oMath>
       <w:r>
         <w:rPr>
           <w:rFonts w:ascii="Times New Roman" w:hAnsi="Times New Roman" w:cs="Times New Roman" w:hint="eastAsia"/>
@@ -697,20 +1304,16 @@
         </w:rPr>
         <w:t>令</w:t>
       </w:r>
-      <w:r>
-        <w:rPr>
-          <w:rFonts w:ascii="Times New Roman" w:hAnsi="Times New Roman" w:cs="Times New Roman"/>
-          <w:position w:val="-6"/>
-          <w:sz w:val="24"/>
-          <w:szCs w:val="24"/>
-        </w:rPr>
-        <w:object w:dxaOrig="840" w:dyaOrig="240">
-          <v:shape id="_x0000_i1029" type="#_x0000_t75" style="width:42.75pt;height:12pt" o:ole="">
-            <v:imagedata r:id="rId15" o:title=""/>
-          </v:shape>
-          <o:OLEObject Type="Embed" ProgID="Equation.DSMT4" ShapeID="_x0000_i1029" DrawAspect="Content" ObjectID="_1648298694" r:id="rId16"/>
-        </w:object>
-      </w:r>
+      <m:oMath>
+        <m:r>
+          <w:rPr>
+            <w:rFonts w:ascii="Cambria Math" w:hAnsi="Cambria Math" w:cs="Times New Roman"/>
+            <w:sz w:val="24"/>
+            <w:szCs w:val="24"/>
+          </w:rPr>
+          <m:t>u=F=0</m:t>
+        </m:r>
+      </m:oMath>
       <w:r>
         <w:rPr>
           <w:rFonts w:ascii="Times New Roman" w:hAnsi="Times New Roman" w:cs="Times New Roman" w:hint="eastAsia"/>
@@ -738,7 +1341,7 @@
           <w:szCs w:val="24"/>
         </w:rPr>
         <w:drawing>
-          <wp:inline distT="0" distB="0" distL="0" distR="0">
+          <wp:inline distT="0" distB="0" distL="0" distR="0" wp14:anchorId="22696B3D" wp14:editId="47AA9DC4">
             <wp:extent cx="4124325" cy="2023432"/>
             <wp:effectExtent l="0" t="0" r="0" b="0"/>
             <wp:docPr id="1" name="图片 1"/>
@@ -755,7 +1358,7 @@
                     </pic:cNvPicPr>
                   </pic:nvPicPr>
                   <pic:blipFill>
-                    <a:blip r:embed="rId17" cstate="print">
+                    <a:blip r:embed="rId9" cstate="print">
                       <a:extLst>
                         <a:ext uri="{28A0092B-C50C-407E-A947-70E740481C1C}">
                           <a14:useLocalDpi xmlns:a14="http://schemas.microsoft.com/office/drawing/2010/main" val="0"/>
@@ -819,25 +1422,25 @@
           <w:sz w:val="24"/>
           <w:szCs w:val="24"/>
         </w:rPr>
-        <w:t>倒立摆系统示意图</w:t>
-      </w:r>
-    </w:p>
-    <w:p>
-      <w:pPr>
-        <w:spacing w:line="360" w:lineRule="auto"/>
-        <w:rPr>
-          <w:rFonts w:ascii="Times New Roman" w:hAnsi="Times New Roman" w:cs="Times New Roman"/>
-          <w:sz w:val="24"/>
-          <w:szCs w:val="24"/>
-        </w:rPr>
-      </w:pPr>
-      <w:r>
-        <w:rPr>
-          <w:rFonts w:ascii="Times New Roman" w:hAnsi="Times New Roman" w:cs="Times New Roman" w:hint="eastAsia"/>
-          <w:sz w:val="24"/>
-          <w:szCs w:val="24"/>
-        </w:rPr>
-        <w:t>解答：</w:t>
+        <w:t>倒立</w:t>
+      </w:r>
+      <w:proofErr w:type="gramStart"/>
+      <w:r>
+        <w:rPr>
+          <w:rFonts w:ascii="Times New Roman" w:hAnsi="Times New Roman" w:cs="Times New Roman"/>
+          <w:sz w:val="24"/>
+          <w:szCs w:val="24"/>
+        </w:rPr>
+        <w:t>摆系统</w:t>
+      </w:r>
+      <w:proofErr w:type="gramEnd"/>
+      <w:r>
+        <w:rPr>
+          <w:rFonts w:ascii="Times New Roman" w:hAnsi="Times New Roman" w:cs="Times New Roman"/>
+          <w:sz w:val="24"/>
+          <w:szCs w:val="24"/>
+        </w:rPr>
+        <w:t>示意图</w:t>
       </w:r>
     </w:p>
     <w:p>
@@ -850,18 +1453,26 @@
         <w:spacing w:line="360" w:lineRule="auto"/>
         <w:ind w:firstLineChars="0"/>
         <w:rPr>
+          <w:rFonts w:ascii="Times New Roman" w:hAnsi="Times New Roman" w:cs="Times New Roman"/>
+          <w:sz w:val="24"/>
+          <w:szCs w:val="24"/>
+        </w:rPr>
+      </w:pPr>
+      <w:r>
+        <w:rPr>
           <w:rFonts w:ascii="Times New Roman" w:hAnsi="Times New Roman" w:cs="Times New Roman" w:hint="eastAsia"/>
           <w:sz w:val="24"/>
           <w:szCs w:val="24"/>
         </w:rPr>
-      </w:pPr>
+        <w:t>系统有</w:t>
+      </w:r>
       <w:r>
         <w:rPr>
           <w:rFonts w:ascii="Times New Roman" w:hAnsi="Times New Roman" w:cs="Times New Roman" w:hint="eastAsia"/>
           <w:sz w:val="24"/>
           <w:szCs w:val="24"/>
         </w:rPr>
-        <w:t>系统有</w:t>
+        <w:t>2</w:t>
       </w:r>
       <w:r>
         <w:rPr>
@@ -869,18 +1480,28 @@
           <w:sz w:val="24"/>
           <w:szCs w:val="24"/>
         </w:rPr>
-        <w:t>2</w:t>
-      </w:r>
-      <w:r>
-        <w:rPr>
-          <w:rFonts w:ascii="Times New Roman" w:hAnsi="Times New Roman" w:cs="Times New Roman" w:hint="eastAsia"/>
-          <w:sz w:val="24"/>
-          <w:szCs w:val="24"/>
-        </w:rPr>
         <w:t>个运动自由度，一个是车身的平动，一个是摆杆的转动。</w:t>
       </w:r>
-      <w:bookmarkStart w:id="0" w:name="_GoBack"/>
-      <w:bookmarkEnd w:id="0"/>
+    </w:p>
+    <w:p>
+      <w:pPr>
+        <w:spacing w:line="360" w:lineRule="auto"/>
+        <w:rPr>
+          <w:rFonts w:ascii="Times New Roman" w:hAnsi="Times New Roman" w:cs="Times New Roman"/>
+          <w:sz w:val="24"/>
+          <w:szCs w:val="24"/>
+        </w:rPr>
+      </w:pPr>
+    </w:p>
+    <w:p>
+      <w:pPr>
+        <w:spacing w:line="360" w:lineRule="auto"/>
+        <w:rPr>
+          <w:rFonts w:ascii="Times New Roman" w:hAnsi="Times New Roman" w:cs="Times New Roman"/>
+          <w:sz w:val="24"/>
+          <w:szCs w:val="24"/>
+        </w:rPr>
+      </w:pPr>
     </w:p>
     <w:p>
       <w:pPr>
@@ -943,6 +1564,7 @@
           <w:sz w:val="24"/>
           <w:szCs w:val="24"/>
         </w:rPr>
+        <w:lastRenderedPageBreak/>
         <w:fldChar w:fldCharType="begin"/>
       </w:r>
       <w:r>
@@ -1099,23 +1721,165 @@
           <w:sz w:val="24"/>
           <w:szCs w:val="24"/>
         </w:rPr>
-        <w:lastRenderedPageBreak/>
         <w:tab/>
       </w:r>
-      <w:r>
-        <w:rPr>
-          <w:rFonts w:ascii="Times New Roman" w:hAnsi="Times New Roman" w:cs="Times New Roman"/>
-          <w:position w:val="-22"/>
-          <w:sz w:val="24"/>
-          <w:szCs w:val="24"/>
-        </w:rPr>
-        <w:object w:dxaOrig="2740" w:dyaOrig="560">
-          <v:shape id="_x0000_i1030" type="#_x0000_t75" style="width:136.9pt;height:28.15pt" o:ole="">
-            <v:imagedata r:id="rId18" o:title=""/>
-          </v:shape>
-          <o:OLEObject Type="Embed" ProgID="Equation.DSMT4" ShapeID="_x0000_i1030" DrawAspect="Content" ObjectID="_1648298695" r:id="rId19"/>
-        </w:object>
-      </w:r>
+      <m:oMath>
+        <m:f>
+          <m:fPr>
+            <m:ctrlPr>
+              <w:rPr>
+                <w:rFonts w:ascii="Cambria Math" w:hAnsi="Cambria Math" w:cs="Times New Roman"/>
+                <w:sz w:val="24"/>
+                <w:szCs w:val="24"/>
+              </w:rPr>
+            </m:ctrlPr>
+          </m:fPr>
+          <m:num>
+            <m:r>
+              <w:rPr>
+                <w:rFonts w:ascii="Cambria Math" w:hAnsi="Cambria Math" w:cs="Times New Roman"/>
+                <w:sz w:val="24"/>
+                <w:szCs w:val="24"/>
+              </w:rPr>
+              <m:t>dx</m:t>
+            </m:r>
+          </m:num>
+          <m:den>
+            <m:r>
+              <w:rPr>
+                <w:rFonts w:ascii="Cambria Math" w:hAnsi="Cambria Math" w:cs="Times New Roman"/>
+                <w:sz w:val="24"/>
+                <w:szCs w:val="24"/>
+              </w:rPr>
+              <m:t>dt</m:t>
+            </m:r>
+          </m:den>
+        </m:f>
+        <m:r>
+          <w:rPr>
+            <w:rFonts w:ascii="Cambria Math" w:hAnsi="Cambria Math" w:cs="Times New Roman"/>
+            <w:sz w:val="24"/>
+            <w:szCs w:val="24"/>
+          </w:rPr>
+          <m:t>=-</m:t>
+        </m:r>
+        <m:sSup>
+          <m:sSupPr>
+            <m:ctrlPr>
+              <w:rPr>
+                <w:rFonts w:ascii="Cambria Math" w:hAnsi="Cambria Math" w:cs="Times New Roman"/>
+                <w:sz w:val="24"/>
+                <w:szCs w:val="24"/>
+              </w:rPr>
+            </m:ctrlPr>
+          </m:sSupPr>
+          <m:e>
+            <m:r>
+              <w:rPr>
+                <w:rFonts w:ascii="Cambria Math" w:hAnsi="Cambria Math" w:cs="Times New Roman"/>
+                <w:sz w:val="24"/>
+                <w:szCs w:val="24"/>
+              </w:rPr>
+              <m:t>x</m:t>
+            </m:r>
+          </m:e>
+          <m:sup>
+            <m:r>
+              <w:rPr>
+                <w:rFonts w:ascii="Cambria Math" w:hAnsi="Cambria Math" w:cs="Times New Roman"/>
+                <w:sz w:val="24"/>
+                <w:szCs w:val="24"/>
+              </w:rPr>
+              <m:t>α</m:t>
+            </m:r>
+          </m:sup>
+        </m:sSup>
+        <m:r>
+          <w:rPr>
+            <w:rFonts w:ascii="Cambria Math" w:hAnsi="Cambria Math" w:cs="Times New Roman"/>
+            <w:sz w:val="24"/>
+            <w:szCs w:val="24"/>
+          </w:rPr>
+          <m:t>,</m:t>
+        </m:r>
+        <m:r>
+          <m:rPr>
+            <m:nor/>
+          </m:rPr>
+          <w:rPr>
+            <w:rFonts w:ascii="Times New Roman" w:hAnsi="Times New Roman" w:cs="Times New Roman"/>
+            <w:sz w:val="24"/>
+            <w:szCs w:val="24"/>
+          </w:rPr>
+          <m:t>   </m:t>
+        </m:r>
+        <m:r>
+          <w:rPr>
+            <w:rFonts w:ascii="Cambria Math" w:hAnsi="Cambria Math" w:cs="Times New Roman"/>
+            <w:sz w:val="24"/>
+            <w:szCs w:val="24"/>
+          </w:rPr>
+          <m:t>x(0)=</m:t>
+        </m:r>
+        <m:sSub>
+          <m:sSubPr>
+            <m:ctrlPr>
+              <w:rPr>
+                <w:rFonts w:ascii="Cambria Math" w:hAnsi="Cambria Math" w:cs="Times New Roman"/>
+                <w:sz w:val="24"/>
+                <w:szCs w:val="24"/>
+              </w:rPr>
+            </m:ctrlPr>
+          </m:sSubPr>
+          <m:e>
+            <m:r>
+              <w:rPr>
+                <w:rFonts w:ascii="Cambria Math" w:hAnsi="Cambria Math" w:cs="Times New Roman"/>
+                <w:sz w:val="24"/>
+                <w:szCs w:val="24"/>
+              </w:rPr>
+              <m:t>x</m:t>
+            </m:r>
+          </m:e>
+          <m:sub>
+            <m:r>
+              <w:rPr>
+                <w:rFonts w:ascii="Cambria Math" w:hAnsi="Cambria Math" w:cs="Times New Roman"/>
+                <w:sz w:val="24"/>
+                <w:szCs w:val="24"/>
+              </w:rPr>
+              <m:t>0</m:t>
+            </m:r>
+          </m:sub>
+        </m:sSub>
+        <m:r>
+          <w:rPr>
+            <w:rFonts w:ascii="Cambria Math" w:hAnsi="Cambria Math" w:cs="Times New Roman"/>
+            <w:sz w:val="24"/>
+            <w:szCs w:val="24"/>
+          </w:rPr>
+          <m:t>≥0,</m:t>
+        </m:r>
+        <m:r>
+          <m:rPr>
+            <m:nor/>
+          </m:rPr>
+          <w:rPr>
+            <w:rFonts w:ascii="Times New Roman" w:hAnsi="Times New Roman" w:cs="Times New Roman"/>
+            <w:sz w:val="24"/>
+            <w:szCs w:val="24"/>
+          </w:rPr>
+          <m:t>   </m:t>
+        </m:r>
+        <m:r>
+          <w:rPr>
+            <w:rFonts w:ascii="Cambria Math" w:hAnsi="Cambria Math" w:cs="Times New Roman"/>
+            <w:sz w:val="24"/>
+            <w:szCs w:val="24"/>
+          </w:rPr>
+          <m:t>α&gt;0</m:t>
+        </m:r>
+      </m:oMath>
       <w:r>
         <w:rPr>
           <w:rFonts w:ascii="Times New Roman" w:hAnsi="Times New Roman" w:cs="Times New Roman"/>
@@ -1164,7 +1928,7 @@
         </w:rPr>
         <w:fldChar w:fldCharType="end"/>
       </w:r>
-      <w:bookmarkStart w:id="1" w:name="ZEqnNum181364"/>
+      <w:bookmarkStart w:id="0" w:name="ZEqnNum181364"/>
       <w:r>
         <w:rPr>
           <w:rFonts w:ascii="Times New Roman" w:hAnsi="Times New Roman" w:cs="Times New Roman"/>
@@ -1222,7 +1986,7 @@
         </w:rPr>
         <w:instrText>)</w:instrText>
       </w:r>
-      <w:bookmarkEnd w:id="1"/>
+      <w:bookmarkEnd w:id="0"/>
       <w:r>
         <w:rPr>
           <w:rFonts w:ascii="Times New Roman" w:hAnsi="Times New Roman" w:cs="Times New Roman"/>
@@ -1237,6 +2001,56 @@
         <w:spacing w:line="360" w:lineRule="auto"/>
         <w:rPr>
           <w:rFonts w:ascii="Times New Roman" w:hAnsi="Times New Roman" w:cs="Times New Roman"/>
+          <w:sz w:val="24"/>
+          <w:szCs w:val="24"/>
+        </w:rPr>
+      </w:pPr>
+    </w:p>
+    <w:p>
+      <w:pPr>
+        <w:spacing w:line="360" w:lineRule="auto"/>
+        <w:rPr>
+          <w:rFonts w:ascii="Times New Roman" w:hAnsi="Times New Roman" w:cs="Times New Roman"/>
+          <w:sz w:val="24"/>
+          <w:szCs w:val="24"/>
+        </w:rPr>
+      </w:pPr>
+    </w:p>
+    <w:p>
+      <w:pPr>
+        <w:spacing w:line="360" w:lineRule="auto"/>
+        <w:rPr>
+          <w:rFonts w:ascii="Times New Roman" w:hAnsi="Times New Roman" w:cs="Times New Roman"/>
+          <w:sz w:val="24"/>
+          <w:szCs w:val="24"/>
+        </w:rPr>
+      </w:pPr>
+    </w:p>
+    <w:p>
+      <w:pPr>
+        <w:spacing w:line="360" w:lineRule="auto"/>
+        <w:rPr>
+          <w:rFonts w:ascii="Times New Roman" w:hAnsi="Times New Roman" w:cs="Times New Roman"/>
+          <w:sz w:val="24"/>
+          <w:szCs w:val="24"/>
+        </w:rPr>
+      </w:pPr>
+    </w:p>
+    <w:p>
+      <w:pPr>
+        <w:spacing w:line="360" w:lineRule="auto"/>
+        <w:rPr>
+          <w:rFonts w:ascii="Times New Roman" w:hAnsi="Times New Roman" w:cs="Times New Roman"/>
+          <w:sz w:val="24"/>
+          <w:szCs w:val="24"/>
+        </w:rPr>
+      </w:pPr>
+    </w:p>
+    <w:p>
+      <w:pPr>
+        <w:spacing w:line="360" w:lineRule="auto"/>
+        <w:rPr>
+          <w:rFonts w:ascii="Times New Roman" w:hAnsi="Times New Roman" w:cs="Times New Roman" w:hint="eastAsia"/>
           <w:sz w:val="24"/>
           <w:szCs w:val="24"/>
         </w:rPr>
@@ -1345,6 +2159,7 @@
         </w:rPr>
         <w:t>用</w:t>
       </w:r>
+      <w:proofErr w:type="spellStart"/>
       <w:r>
         <w:rPr>
           <w:rFonts w:ascii="Times New Roman" w:hAnsi="Times New Roman" w:cs="Times New Roman"/>
@@ -1353,13 +2168,32 @@
         </w:rPr>
         <w:t>matlab</w:t>
       </w:r>
-      <w:r>
-        <w:rPr>
-          <w:rFonts w:ascii="Times New Roman" w:hAnsi="Times New Roman" w:cs="Times New Roman"/>
-          <w:sz w:val="24"/>
-          <w:szCs w:val="24"/>
-        </w:rPr>
-        <w:t>绘制出解轨线的图</w:t>
+      <w:proofErr w:type="spellEnd"/>
+      <w:r>
+        <w:rPr>
+          <w:rFonts w:ascii="Times New Roman" w:hAnsi="Times New Roman" w:cs="Times New Roman"/>
+          <w:sz w:val="24"/>
+          <w:szCs w:val="24"/>
+        </w:rPr>
+        <w:t>绘制</w:t>
+      </w:r>
+      <w:proofErr w:type="gramStart"/>
+      <w:r>
+        <w:rPr>
+          <w:rFonts w:ascii="Times New Roman" w:hAnsi="Times New Roman" w:cs="Times New Roman"/>
+          <w:sz w:val="24"/>
+          <w:szCs w:val="24"/>
+        </w:rPr>
+        <w:t>出解轨线</w:t>
+      </w:r>
+      <w:proofErr w:type="gramEnd"/>
+      <w:r>
+        <w:rPr>
+          <w:rFonts w:ascii="Times New Roman" w:hAnsi="Times New Roman" w:cs="Times New Roman"/>
+          <w:sz w:val="24"/>
+          <w:szCs w:val="24"/>
+        </w:rPr>
+        <w:t>的图</w:t>
       </w:r>
     </w:p>
     <w:p>
@@ -1387,11 +2221,523 @@
           <w:sz w:val="24"/>
           <w:szCs w:val="24"/>
         </w:rPr>
-        <w:object w:dxaOrig="540" w:dyaOrig="520">
-          <v:shape id="_x0000_i1031" type="#_x0000_t75" style="width:27pt;height:26.25pt" o:ole="">
+        <w:object w:dxaOrig="540" w:dyaOrig="520" w14:anchorId="17B56CB6">
+          <v:shape id="_x0000_i1031" type="#_x0000_t75" style="width:27.25pt;height:26.2pt" o:ole="">
+            <v:imagedata r:id="rId10" o:title=""/>
+          </v:shape>
+          <o:OLEObject Type="Embed" ProgID="Equation.DSMT4" ShapeID="_x0000_i1031" DrawAspect="Content" ObjectID="_1835099240" r:id="rId11"/>
+        </w:object>
+      </w:r>
+      <w:r>
+        <w:rPr>
+          <w:rFonts w:ascii="Times New Roman" w:hAnsi="Times New Roman" w:cs="Times New Roman"/>
+          <w:sz w:val="24"/>
+          <w:szCs w:val="24"/>
+        </w:rPr>
+        <w:t>，</w:t>
+      </w:r>
+      <w:r>
+        <w:rPr>
+          <w:rFonts w:ascii="Times New Roman" w:hAnsi="Times New Roman" w:cs="Times New Roman"/>
+          <w:sz w:val="24"/>
+          <w:szCs w:val="24"/>
+        </w:rPr>
+        <w:t>初值分别为</w:t>
+      </w:r>
+      <w:r>
+        <w:rPr>
+          <w:rFonts w:ascii="Times New Roman" w:hAnsi="Times New Roman" w:cs="Times New Roman"/>
+          <w:position w:val="-10"/>
+          <w:sz w:val="24"/>
+          <w:szCs w:val="24"/>
+        </w:rPr>
+        <w:object w:dxaOrig="2520" w:dyaOrig="279" w14:anchorId="2618336C">
+          <v:shape id="_x0000_i1032" type="#_x0000_t75" style="width:126.55pt;height:14.2pt" o:ole="">
+            <v:imagedata r:id="rId12" o:title=""/>
+          </v:shape>
+          <o:OLEObject Type="Embed" ProgID="Equation.DSMT4" ShapeID="_x0000_i1032" DrawAspect="Content" ObjectID="_1835099241" r:id="rId13"/>
+        </w:object>
+      </w:r>
+      <w:r>
+        <w:rPr>
+          <w:rFonts w:ascii="Times New Roman" w:hAnsi="Times New Roman" w:cs="Times New Roman"/>
+          <w:sz w:val="24"/>
+          <w:szCs w:val="24"/>
+        </w:rPr>
+        <w:tab/>
+      </w:r>
+      <w:r>
+        <w:rPr>
+          <w:rFonts w:ascii="Times New Roman" w:hAnsi="Times New Roman" w:cs="Times New Roman"/>
+          <w:sz w:val="24"/>
+          <w:szCs w:val="24"/>
+        </w:rPr>
+        <w:fldChar w:fldCharType="begin"/>
+      </w:r>
+      <w:r>
+        <w:rPr>
+          <w:rFonts w:ascii="Times New Roman" w:hAnsi="Times New Roman" w:cs="Times New Roman"/>
+          <w:sz w:val="24"/>
+          <w:szCs w:val="24"/>
+        </w:rPr>
+        <w:instrText xml:space="preserve"> MACROBUTTON MTPlaceRef \* MERGEFORMAT </w:instrText>
+      </w:r>
+      <w:r>
+        <w:rPr>
+          <w:rFonts w:ascii="Times New Roman" w:hAnsi="Times New Roman" w:cs="Times New Roman"/>
+          <w:sz w:val="24"/>
+          <w:szCs w:val="24"/>
+        </w:rPr>
+        <w:fldChar w:fldCharType="begin"/>
+      </w:r>
+      <w:r>
+        <w:rPr>
+          <w:rFonts w:ascii="Times New Roman" w:hAnsi="Times New Roman" w:cs="Times New Roman"/>
+          <w:sz w:val="24"/>
+          <w:szCs w:val="24"/>
+        </w:rPr>
+        <w:instrText xml:space="preserve"> SEQ MTEqn \h \* MERGEFORMAT </w:instrText>
+      </w:r>
+      <w:r>
+        <w:rPr>
+          <w:rFonts w:ascii="Times New Roman" w:hAnsi="Times New Roman" w:cs="Times New Roman"/>
+          <w:sz w:val="24"/>
+          <w:szCs w:val="24"/>
+        </w:rPr>
+        <w:fldChar w:fldCharType="end"/>
+      </w:r>
+      <w:r>
+        <w:rPr>
+          <w:rFonts w:ascii="Times New Roman" w:hAnsi="Times New Roman" w:cs="Times New Roman"/>
+          <w:sz w:val="24"/>
+          <w:szCs w:val="24"/>
+        </w:rPr>
+        <w:instrText>(</w:instrText>
+      </w:r>
+      <w:r>
+        <w:rPr>
+          <w:rFonts w:ascii="Times New Roman" w:hAnsi="Times New Roman" w:cs="Times New Roman"/>
+          <w:sz w:val="24"/>
+          <w:szCs w:val="24"/>
+        </w:rPr>
+        <w:fldChar w:fldCharType="begin"/>
+      </w:r>
+      <w:r>
+        <w:rPr>
+          <w:rFonts w:ascii="Times New Roman" w:hAnsi="Times New Roman" w:cs="Times New Roman"/>
+          <w:sz w:val="24"/>
+          <w:szCs w:val="24"/>
+        </w:rPr>
+        <w:instrText xml:space="preserve"> SEQ MTEqn \c \* Arabic \* MERGEFORMAT </w:instrText>
+      </w:r>
+      <w:r>
+        <w:rPr>
+          <w:rFonts w:ascii="Times New Roman" w:hAnsi="Times New Roman" w:cs="Times New Roman"/>
+          <w:sz w:val="24"/>
+          <w:szCs w:val="24"/>
+        </w:rPr>
+        <w:fldChar w:fldCharType="separate"/>
+      </w:r>
+      <w:r>
+        <w:rPr>
+          <w:rFonts w:ascii="Times New Roman" w:hAnsi="Times New Roman" w:cs="Times New Roman"/>
+          <w:noProof/>
+          <w:sz w:val="24"/>
+          <w:szCs w:val="24"/>
+        </w:rPr>
+        <w:instrText>2</w:instrText>
+      </w:r>
+      <w:r>
+        <w:rPr>
+          <w:rFonts w:ascii="Times New Roman" w:hAnsi="Times New Roman" w:cs="Times New Roman"/>
+          <w:sz w:val="24"/>
+          <w:szCs w:val="24"/>
+        </w:rPr>
+        <w:fldChar w:fldCharType="end"/>
+      </w:r>
+      <w:r>
+        <w:rPr>
+          <w:rFonts w:ascii="Times New Roman" w:hAnsi="Times New Roman" w:cs="Times New Roman"/>
+          <w:sz w:val="24"/>
+          <w:szCs w:val="24"/>
+        </w:rPr>
+        <w:instrText>)</w:instrText>
+      </w:r>
+      <w:r>
+        <w:rPr>
+          <w:rFonts w:ascii="Times New Roman" w:hAnsi="Times New Roman" w:cs="Times New Roman"/>
+          <w:sz w:val="24"/>
+          <w:szCs w:val="24"/>
+        </w:rPr>
+        <w:fldChar w:fldCharType="end"/>
+      </w:r>
+    </w:p>
+    <w:p>
+      <w:pPr>
+        <w:pStyle w:val="MTDisplayEquation"/>
+        <w:spacing w:line="360" w:lineRule="auto"/>
+        <w:rPr>
+          <w:rFonts w:ascii="Times New Roman" w:hAnsi="Times New Roman" w:cs="Times New Roman"/>
+          <w:sz w:val="24"/>
+          <w:szCs w:val="24"/>
+        </w:rPr>
+      </w:pPr>
+      <w:r>
+        <w:rPr>
+          <w:rFonts w:ascii="Times New Roman" w:hAnsi="Times New Roman" w:cs="Times New Roman"/>
+          <w:sz w:val="24"/>
+          <w:szCs w:val="24"/>
+        </w:rPr>
+        <w:tab/>
+      </w:r>
+      <w:r>
+        <w:rPr>
+          <w:rFonts w:ascii="Times New Roman" w:hAnsi="Times New Roman" w:cs="Times New Roman"/>
+          <w:position w:val="-20"/>
+          <w:sz w:val="24"/>
+          <w:szCs w:val="24"/>
+        </w:rPr>
+        <w:object w:dxaOrig="540" w:dyaOrig="520" w14:anchorId="09797DA5">
+          <v:shape id="_x0000_i1033" type="#_x0000_t75" style="width:27.25pt;height:26.2pt" o:ole="">
+            <v:imagedata r:id="rId14" o:title=""/>
+          </v:shape>
+          <o:OLEObject Type="Embed" ProgID="Equation.DSMT4" ShapeID="_x0000_i1033" DrawAspect="Content" ObjectID="_1835099242" r:id="rId15"/>
+        </w:object>
+      </w:r>
+      <w:r>
+        <w:rPr>
+          <w:rFonts w:ascii="Times New Roman" w:hAnsi="Times New Roman" w:cs="Times New Roman"/>
+          <w:sz w:val="24"/>
+          <w:szCs w:val="24"/>
+        </w:rPr>
+        <w:t>，初值分别为</w:t>
+      </w:r>
+      <w:r>
+        <w:rPr>
+          <w:rFonts w:ascii="Times New Roman" w:hAnsi="Times New Roman" w:cs="Times New Roman"/>
+          <w:position w:val="-10"/>
+          <w:sz w:val="24"/>
+          <w:szCs w:val="24"/>
+        </w:rPr>
+        <w:object w:dxaOrig="2520" w:dyaOrig="279" w14:anchorId="14D5DA64">
+          <v:shape id="_x0000_i1034" type="#_x0000_t75" style="width:126.55pt;height:14.2pt" o:ole="">
+            <v:imagedata r:id="rId12" o:title=""/>
+          </v:shape>
+          <o:OLEObject Type="Embed" ProgID="Equation.DSMT4" ShapeID="_x0000_i1034" DrawAspect="Content" ObjectID="_1835099243" r:id="rId16"/>
+        </w:object>
+      </w:r>
+      <w:r>
+        <w:rPr>
+          <w:rFonts w:ascii="Times New Roman" w:hAnsi="Times New Roman" w:cs="Times New Roman"/>
+          <w:sz w:val="24"/>
+          <w:szCs w:val="24"/>
+        </w:rPr>
+        <w:tab/>
+      </w:r>
+      <w:r>
+        <w:rPr>
+          <w:rFonts w:ascii="Times New Roman" w:hAnsi="Times New Roman" w:cs="Times New Roman"/>
+          <w:sz w:val="24"/>
+          <w:szCs w:val="24"/>
+        </w:rPr>
+        <w:fldChar w:fldCharType="begin"/>
+      </w:r>
+      <w:r>
+        <w:rPr>
+          <w:rFonts w:ascii="Times New Roman" w:hAnsi="Times New Roman" w:cs="Times New Roman"/>
+          <w:sz w:val="24"/>
+          <w:szCs w:val="24"/>
+        </w:rPr>
+        <w:instrText xml:space="preserve"> MACROBUTTON MTPlaceRef \* MERGEFORMAT </w:instrText>
+      </w:r>
+      <w:r>
+        <w:rPr>
+          <w:rFonts w:ascii="Times New Roman" w:hAnsi="Times New Roman" w:cs="Times New Roman"/>
+          <w:sz w:val="24"/>
+          <w:szCs w:val="24"/>
+        </w:rPr>
+        <w:fldChar w:fldCharType="begin"/>
+      </w:r>
+      <w:r>
+        <w:rPr>
+          <w:rFonts w:ascii="Times New Roman" w:hAnsi="Times New Roman" w:cs="Times New Roman"/>
+          <w:sz w:val="24"/>
+          <w:szCs w:val="24"/>
+        </w:rPr>
+        <w:instrText xml:space="preserve"> SEQ MTEqn \h \* MERGEFORMAT </w:instrText>
+      </w:r>
+      <w:r>
+        <w:rPr>
+          <w:rFonts w:ascii="Times New Roman" w:hAnsi="Times New Roman" w:cs="Times New Roman"/>
+          <w:sz w:val="24"/>
+          <w:szCs w:val="24"/>
+        </w:rPr>
+        <w:fldChar w:fldCharType="end"/>
+      </w:r>
+      <w:r>
+        <w:rPr>
+          <w:rFonts w:ascii="Times New Roman" w:hAnsi="Times New Roman" w:cs="Times New Roman"/>
+          <w:sz w:val="24"/>
+          <w:szCs w:val="24"/>
+        </w:rPr>
+        <w:instrText>(</w:instrText>
+      </w:r>
+      <w:r>
+        <w:rPr>
+          <w:rFonts w:ascii="Times New Roman" w:hAnsi="Times New Roman" w:cs="Times New Roman"/>
+          <w:sz w:val="24"/>
+          <w:szCs w:val="24"/>
+        </w:rPr>
+        <w:fldChar w:fldCharType="begin"/>
+      </w:r>
+      <w:r>
+        <w:rPr>
+          <w:rFonts w:ascii="Times New Roman" w:hAnsi="Times New Roman" w:cs="Times New Roman"/>
+          <w:sz w:val="24"/>
+          <w:szCs w:val="24"/>
+        </w:rPr>
+        <w:instrText xml:space="preserve"> SEQ MTEqn \c \* Arabic \* MERGEFORMAT </w:instrText>
+      </w:r>
+      <w:r>
+        <w:rPr>
+          <w:rFonts w:ascii="Times New Roman" w:hAnsi="Times New Roman" w:cs="Times New Roman"/>
+          <w:sz w:val="24"/>
+          <w:szCs w:val="24"/>
+        </w:rPr>
+        <w:fldChar w:fldCharType="separate"/>
+      </w:r>
+      <w:r>
+        <w:rPr>
+          <w:rFonts w:ascii="Times New Roman" w:hAnsi="Times New Roman" w:cs="Times New Roman"/>
+          <w:noProof/>
+          <w:sz w:val="24"/>
+          <w:szCs w:val="24"/>
+        </w:rPr>
+        <w:instrText>3</w:instrText>
+      </w:r>
+      <w:r>
+        <w:rPr>
+          <w:rFonts w:ascii="Times New Roman" w:hAnsi="Times New Roman" w:cs="Times New Roman"/>
+          <w:sz w:val="24"/>
+          <w:szCs w:val="24"/>
+        </w:rPr>
+        <w:fldChar w:fldCharType="end"/>
+      </w:r>
+      <w:r>
+        <w:rPr>
+          <w:rFonts w:ascii="Times New Roman" w:hAnsi="Times New Roman" w:cs="Times New Roman"/>
+          <w:sz w:val="24"/>
+          <w:szCs w:val="24"/>
+        </w:rPr>
+        <w:instrText>)</w:instrText>
+      </w:r>
+      <w:r>
+        <w:rPr>
+          <w:rFonts w:ascii="Times New Roman" w:hAnsi="Times New Roman" w:cs="Times New Roman"/>
+          <w:sz w:val="24"/>
+          <w:szCs w:val="24"/>
+        </w:rPr>
+        <w:fldChar w:fldCharType="end"/>
+      </w:r>
+    </w:p>
+    <w:p>
+      <w:pPr>
+        <w:pStyle w:val="MTDisplayEquation"/>
+        <w:spacing w:line="360" w:lineRule="auto"/>
+        <w:rPr>
+          <w:rFonts w:ascii="Times New Roman" w:hAnsi="Times New Roman" w:cs="Times New Roman"/>
+          <w:sz w:val="24"/>
+          <w:szCs w:val="24"/>
+        </w:rPr>
+      </w:pPr>
+      <w:r>
+        <w:rPr>
+          <w:rFonts w:ascii="Times New Roman" w:hAnsi="Times New Roman" w:cs="Times New Roman"/>
+          <w:sz w:val="24"/>
+          <w:szCs w:val="24"/>
+        </w:rPr>
+        <w:tab/>
+      </w:r>
+      <w:r>
+        <w:rPr>
+          <w:rFonts w:ascii="Times New Roman" w:hAnsi="Times New Roman" w:cs="Times New Roman"/>
+          <w:position w:val="-6"/>
+          <w:sz w:val="24"/>
+          <w:szCs w:val="24"/>
+        </w:rPr>
+        <w:object w:dxaOrig="480" w:dyaOrig="240" w14:anchorId="6B27F1B0">
+          <v:shape id="_x0000_i1035" type="#_x0000_t75" style="width:24pt;height:12pt" o:ole="">
+            <v:imagedata r:id="rId17" o:title=""/>
+          </v:shape>
+          <o:OLEObject Type="Embed" ProgID="Equation.DSMT4" ShapeID="_x0000_i1035" DrawAspect="Content" ObjectID="_1835099244" r:id="rId18"/>
+        </w:object>
+      </w:r>
+      <w:r>
+        <w:rPr>
+          <w:rFonts w:ascii="Times New Roman" w:hAnsi="Times New Roman" w:cs="Times New Roman"/>
+          <w:sz w:val="24"/>
+          <w:szCs w:val="24"/>
+        </w:rPr>
+        <w:t>，初值分别为</w:t>
+      </w:r>
+      <w:r>
+        <w:rPr>
+          <w:rFonts w:ascii="Times New Roman" w:hAnsi="Times New Roman" w:cs="Times New Roman"/>
+          <w:position w:val="-10"/>
+          <w:sz w:val="24"/>
+          <w:szCs w:val="24"/>
+        </w:rPr>
+        <w:object w:dxaOrig="2520" w:dyaOrig="279" w14:anchorId="766FD216">
+          <v:shape id="_x0000_i1036" type="#_x0000_t75" style="width:126.55pt;height:14.2pt" o:ole="">
+            <v:imagedata r:id="rId12" o:title=""/>
+          </v:shape>
+          <o:OLEObject Type="Embed" ProgID="Equation.DSMT4" ShapeID="_x0000_i1036" DrawAspect="Content" ObjectID="_1835099245" r:id="rId19"/>
+        </w:object>
+      </w:r>
+      <w:r>
+        <w:rPr>
+          <w:rFonts w:ascii="Times New Roman" w:hAnsi="Times New Roman" w:cs="Times New Roman"/>
+          <w:sz w:val="24"/>
+          <w:szCs w:val="24"/>
+        </w:rPr>
+        <w:tab/>
+      </w:r>
+      <w:r>
+        <w:rPr>
+          <w:rFonts w:ascii="Times New Roman" w:hAnsi="Times New Roman" w:cs="Times New Roman"/>
+          <w:sz w:val="24"/>
+          <w:szCs w:val="24"/>
+        </w:rPr>
+        <w:fldChar w:fldCharType="begin"/>
+      </w:r>
+      <w:r>
+        <w:rPr>
+          <w:rFonts w:ascii="Times New Roman" w:hAnsi="Times New Roman" w:cs="Times New Roman"/>
+          <w:sz w:val="24"/>
+          <w:szCs w:val="24"/>
+        </w:rPr>
+        <w:instrText xml:space="preserve"> MACROBUTTON MTPlaceRef \* MERGEFORMAT </w:instrText>
+      </w:r>
+      <w:r>
+        <w:rPr>
+          <w:rFonts w:ascii="Times New Roman" w:hAnsi="Times New Roman" w:cs="Times New Roman"/>
+          <w:sz w:val="24"/>
+          <w:szCs w:val="24"/>
+        </w:rPr>
+        <w:fldChar w:fldCharType="begin"/>
+      </w:r>
+      <w:r>
+        <w:rPr>
+          <w:rFonts w:ascii="Times New Roman" w:hAnsi="Times New Roman" w:cs="Times New Roman"/>
+          <w:sz w:val="24"/>
+          <w:szCs w:val="24"/>
+        </w:rPr>
+        <w:instrText xml:space="preserve"> SEQ MTEqn \h \* MERGEFORMAT </w:instrText>
+      </w:r>
+      <w:r>
+        <w:rPr>
+          <w:rFonts w:ascii="Times New Roman" w:hAnsi="Times New Roman" w:cs="Times New Roman"/>
+          <w:sz w:val="24"/>
+          <w:szCs w:val="24"/>
+        </w:rPr>
+        <w:fldChar w:fldCharType="end"/>
+      </w:r>
+      <w:r>
+        <w:rPr>
+          <w:rFonts w:ascii="Times New Roman" w:hAnsi="Times New Roman" w:cs="Times New Roman"/>
+          <w:sz w:val="24"/>
+          <w:szCs w:val="24"/>
+        </w:rPr>
+        <w:instrText>(</w:instrText>
+      </w:r>
+      <w:r>
+        <w:rPr>
+          <w:rFonts w:ascii="Times New Roman" w:hAnsi="Times New Roman" w:cs="Times New Roman"/>
+          <w:sz w:val="24"/>
+          <w:szCs w:val="24"/>
+        </w:rPr>
+        <w:fldChar w:fldCharType="begin"/>
+      </w:r>
+      <w:r>
+        <w:rPr>
+          <w:rFonts w:ascii="Times New Roman" w:hAnsi="Times New Roman" w:cs="Times New Roman"/>
+          <w:sz w:val="24"/>
+          <w:szCs w:val="24"/>
+        </w:rPr>
+        <w:instrText xml:space="preserve"> SEQ MTEqn \c \* Arabic \* MERGEFORMAT </w:instrText>
+      </w:r>
+      <w:r>
+        <w:rPr>
+          <w:rFonts w:ascii="Times New Roman" w:hAnsi="Times New Roman" w:cs="Times New Roman"/>
+          <w:sz w:val="24"/>
+          <w:szCs w:val="24"/>
+        </w:rPr>
+        <w:fldChar w:fldCharType="separate"/>
+      </w:r>
+      <w:r>
+        <w:rPr>
+          <w:rFonts w:ascii="Times New Roman" w:hAnsi="Times New Roman" w:cs="Times New Roman"/>
+          <w:noProof/>
+          <w:sz w:val="24"/>
+          <w:szCs w:val="24"/>
+        </w:rPr>
+        <w:instrText>4</w:instrText>
+      </w:r>
+      <w:r>
+        <w:rPr>
+          <w:rFonts w:ascii="Times New Roman" w:hAnsi="Times New Roman" w:cs="Times New Roman"/>
+          <w:sz w:val="24"/>
+          <w:szCs w:val="24"/>
+        </w:rPr>
+        <w:fldChar w:fldCharType="end"/>
+      </w:r>
+      <w:r>
+        <w:rPr>
+          <w:rFonts w:ascii="Times New Roman" w:hAnsi="Times New Roman" w:cs="Times New Roman"/>
+          <w:sz w:val="24"/>
+          <w:szCs w:val="24"/>
+        </w:rPr>
+        <w:instrText>)</w:instrText>
+      </w:r>
+      <w:r>
+        <w:rPr>
+          <w:rFonts w:ascii="Times New Roman" w:hAnsi="Times New Roman" w:cs="Times New Roman"/>
+          <w:sz w:val="24"/>
+          <w:szCs w:val="24"/>
+        </w:rPr>
+        <w:fldChar w:fldCharType="end"/>
+      </w:r>
+    </w:p>
+    <w:p>
+      <w:pPr>
+        <w:pStyle w:val="MTDisplayEquation"/>
+        <w:spacing w:line="360" w:lineRule="auto"/>
+        <w:rPr>
+          <w:rFonts w:ascii="Times New Roman" w:hAnsi="Times New Roman" w:cs="Times New Roman"/>
+          <w:sz w:val="24"/>
+          <w:szCs w:val="24"/>
+        </w:rPr>
+      </w:pPr>
+      <w:r>
+        <w:rPr>
+          <w:rFonts w:ascii="Times New Roman" w:hAnsi="Times New Roman" w:cs="Times New Roman"/>
+          <w:sz w:val="24"/>
+          <w:szCs w:val="24"/>
+        </w:rPr>
+        <w:tab/>
+      </w:r>
+      <w:r>
+        <w:rPr>
+          <w:rFonts w:ascii="Times New Roman" w:hAnsi="Times New Roman" w:cs="Times New Roman"/>
+          <w:position w:val="-6"/>
+          <w:sz w:val="24"/>
+          <w:szCs w:val="24"/>
+        </w:rPr>
+        <w:object w:dxaOrig="520" w:dyaOrig="240" w14:anchorId="3ADB9E96">
+          <v:shape id="_x0000_i1037" type="#_x0000_t75" style="width:26.2pt;height:12pt" o:ole="">
             <v:imagedata r:id="rId20" o:title=""/>
           </v:shape>
-          <o:OLEObject Type="Embed" ProgID="Equation.DSMT4" ShapeID="_x0000_i1031" DrawAspect="Content" ObjectID="_1648298696" r:id="rId21"/>
+          <o:OLEObject Type="Embed" ProgID="Equation.DSMT4" ShapeID="_x0000_i1037" DrawAspect="Content" ObjectID="_1835099246" r:id="rId21"/>
         </w:object>
       </w:r>
       <w:r>
@@ -1400,15 +2746,7 @@
           <w:sz w:val="24"/>
           <w:szCs w:val="24"/>
         </w:rPr>
-        <w:t>，</w:t>
-      </w:r>
-      <w:r>
-        <w:rPr>
-          <w:rFonts w:ascii="Times New Roman" w:hAnsi="Times New Roman" w:cs="Times New Roman"/>
-          <w:sz w:val="24"/>
-          <w:szCs w:val="24"/>
-        </w:rPr>
-        <w:t>初值分别为</w:t>
+        <w:t>，初值分别为</w:t>
       </w:r>
       <w:r>
         <w:rPr>
@@ -1417,11 +2755,11 @@
           <w:sz w:val="24"/>
           <w:szCs w:val="24"/>
         </w:rPr>
-        <w:object w:dxaOrig="2520" w:dyaOrig="279">
-          <v:shape id="_x0000_i1032" type="#_x0000_t75" style="width:126.75pt;height:14.25pt" o:ole="">
-            <v:imagedata r:id="rId22" o:title=""/>
+        <w:object w:dxaOrig="2520" w:dyaOrig="279" w14:anchorId="165FBF6E">
+          <v:shape id="_x0000_i1038" type="#_x0000_t75" style="width:126.55pt;height:14.2pt" o:ole="">
+            <v:imagedata r:id="rId12" o:title=""/>
           </v:shape>
-          <o:OLEObject Type="Embed" ProgID="Equation.DSMT4" ShapeID="_x0000_i1032" DrawAspect="Content" ObjectID="_1648298697" r:id="rId23"/>
+          <o:OLEObject Type="Embed" ProgID="Equation.DSMT4" ShapeID="_x0000_i1038" DrawAspect="Content" ObjectID="_1835099247" r:id="rId22"/>
         </w:object>
       </w:r>
       <w:r>
@@ -1511,7 +2849,7 @@
           <w:sz w:val="24"/>
           <w:szCs w:val="24"/>
         </w:rPr>
-        <w:instrText>2</w:instrText>
+        <w:instrText>5</w:instrText>
       </w:r>
       <w:r>
         <w:rPr>
@@ -1543,7 +2881,7 @@
         <w:pStyle w:val="MTDisplayEquation"/>
         <w:spacing w:line="360" w:lineRule="auto"/>
         <w:rPr>
-          <w:rFonts w:ascii="Times New Roman" w:hAnsi="Times New Roman" w:cs="Times New Roman"/>
+          <w:rFonts w:ascii="Times New Roman" w:hAnsi="Times New Roman" w:cs="Times New Roman" w:hint="eastAsia"/>
           <w:sz w:val="24"/>
           <w:szCs w:val="24"/>
         </w:rPr>
@@ -1559,15 +2897,15 @@
       <w:r>
         <w:rPr>
           <w:rFonts w:ascii="Times New Roman" w:hAnsi="Times New Roman" w:cs="Times New Roman"/>
-          <w:position w:val="-20"/>
-          <w:sz w:val="24"/>
-          <w:szCs w:val="24"/>
-        </w:rPr>
-        <w:object w:dxaOrig="540" w:dyaOrig="520">
-          <v:shape id="_x0000_i1033" type="#_x0000_t75" style="width:27pt;height:26.25pt" o:ole="">
-            <v:imagedata r:id="rId24" o:title=""/>
+          <w:position w:val="-6"/>
+          <w:sz w:val="24"/>
+          <w:szCs w:val="24"/>
+        </w:rPr>
+        <w:object w:dxaOrig="499" w:dyaOrig="240" w14:anchorId="723F97C1">
+          <v:shape id="_x0000_i1039" type="#_x0000_t75" style="width:24.55pt;height:12pt" o:ole="">
+            <v:imagedata r:id="rId23" o:title=""/>
           </v:shape>
-          <o:OLEObject Type="Embed" ProgID="Equation.DSMT4" ShapeID="_x0000_i1033" DrawAspect="Content" ObjectID="_1648298698" r:id="rId25"/>
+          <o:OLEObject Type="Embed" ProgID="Equation.DSMT4" ShapeID="_x0000_i1039" DrawAspect="Content" ObjectID="_1835099248" r:id="rId24"/>
         </w:object>
       </w:r>
       <w:r>
@@ -1585,11 +2923,11 @@
           <w:sz w:val="24"/>
           <w:szCs w:val="24"/>
         </w:rPr>
-        <w:object w:dxaOrig="2520" w:dyaOrig="279">
-          <v:shape id="_x0000_i1034" type="#_x0000_t75" style="width:126.75pt;height:14.25pt" o:ole="">
-            <v:imagedata r:id="rId22" o:title=""/>
+        <w:object w:dxaOrig="2520" w:dyaOrig="279" w14:anchorId="0CADBB2E">
+          <v:shape id="_x0000_i1040" type="#_x0000_t75" style="width:126.55pt;height:14.2pt" o:ole="">
+            <v:imagedata r:id="rId12" o:title=""/>
           </v:shape>
-          <o:OLEObject Type="Embed" ProgID="Equation.DSMT4" ShapeID="_x0000_i1034" DrawAspect="Content" ObjectID="_1648298699" r:id="rId26"/>
+          <o:OLEObject Type="Embed" ProgID="Equation.DSMT4" ShapeID="_x0000_i1040" DrawAspect="Content" ObjectID="_1835099249" r:id="rId25"/>
         </w:object>
       </w:r>
       <w:r>
@@ -1679,7 +3017,7 @@
           <w:sz w:val="24"/>
           <w:szCs w:val="24"/>
         </w:rPr>
-        <w:instrText>3</w:instrText>
+        <w:instrText>6</w:instrText>
       </w:r>
       <w:r>
         <w:rPr>
@@ -1708,175 +3046,66 @@
     </w:p>
     <w:p>
       <w:pPr>
-        <w:pStyle w:val="MTDisplayEquation"/>
         <w:spacing w:line="360" w:lineRule="auto"/>
         <w:rPr>
           <w:rFonts w:ascii="Times New Roman" w:hAnsi="Times New Roman" w:cs="Times New Roman"/>
-          <w:sz w:val="24"/>
-          <w:szCs w:val="24"/>
-        </w:rPr>
-      </w:pPr>
-      <w:r>
-        <w:rPr>
-          <w:rFonts w:ascii="Times New Roman" w:hAnsi="Times New Roman" w:cs="Times New Roman"/>
-          <w:sz w:val="24"/>
-          <w:szCs w:val="24"/>
-        </w:rPr>
-        <w:tab/>
-      </w:r>
-      <w:r>
-        <w:rPr>
-          <w:rFonts w:ascii="Times New Roman" w:hAnsi="Times New Roman" w:cs="Times New Roman"/>
-          <w:position w:val="-6"/>
-          <w:sz w:val="24"/>
-          <w:szCs w:val="24"/>
-        </w:rPr>
-        <w:object w:dxaOrig="480" w:dyaOrig="240">
-          <v:shape id="_x0000_i1035" type="#_x0000_t75" style="width:24pt;height:12pt" o:ole="">
-            <v:imagedata r:id="rId27" o:title=""/>
-          </v:shape>
-          <o:OLEObject Type="Embed" ProgID="Equation.DSMT4" ShapeID="_x0000_i1035" DrawAspect="Content" ObjectID="_1648298700" r:id="rId28"/>
-        </w:object>
-      </w:r>
-      <w:r>
-        <w:rPr>
-          <w:rFonts w:ascii="Times New Roman" w:hAnsi="Times New Roman" w:cs="Times New Roman"/>
-          <w:sz w:val="24"/>
-          <w:szCs w:val="24"/>
-        </w:rPr>
-        <w:t>，初值分别为</w:t>
-      </w:r>
-      <w:r>
-        <w:rPr>
-          <w:rFonts w:ascii="Times New Roman" w:hAnsi="Times New Roman" w:cs="Times New Roman"/>
-          <w:position w:val="-10"/>
-          <w:sz w:val="24"/>
-          <w:szCs w:val="24"/>
-        </w:rPr>
-        <w:object w:dxaOrig="2520" w:dyaOrig="279">
-          <v:shape id="_x0000_i1036" type="#_x0000_t75" style="width:126.75pt;height:14.25pt" o:ole="">
-            <v:imagedata r:id="rId22" o:title=""/>
-          </v:shape>
-          <o:OLEObject Type="Embed" ProgID="Equation.DSMT4" ShapeID="_x0000_i1036" DrawAspect="Content" ObjectID="_1648298701" r:id="rId29"/>
-        </w:object>
-      </w:r>
-      <w:r>
-        <w:rPr>
-          <w:rFonts w:ascii="Times New Roman" w:hAnsi="Times New Roman" w:cs="Times New Roman"/>
-          <w:sz w:val="24"/>
-          <w:szCs w:val="24"/>
-        </w:rPr>
-        <w:tab/>
-      </w:r>
-      <w:r>
-        <w:rPr>
-          <w:rFonts w:ascii="Times New Roman" w:hAnsi="Times New Roman" w:cs="Times New Roman"/>
-          <w:sz w:val="24"/>
-          <w:szCs w:val="24"/>
-        </w:rPr>
-        <w:fldChar w:fldCharType="begin"/>
-      </w:r>
-      <w:r>
-        <w:rPr>
-          <w:rFonts w:ascii="Times New Roman" w:hAnsi="Times New Roman" w:cs="Times New Roman"/>
-          <w:sz w:val="24"/>
-          <w:szCs w:val="24"/>
-        </w:rPr>
-        <w:instrText xml:space="preserve"> MACROBUTTON MTPlaceRef \* MERGEFORMAT </w:instrText>
-      </w:r>
-      <w:r>
-        <w:rPr>
-          <w:rFonts w:ascii="Times New Roman" w:hAnsi="Times New Roman" w:cs="Times New Roman"/>
-          <w:sz w:val="24"/>
-          <w:szCs w:val="24"/>
-        </w:rPr>
-        <w:fldChar w:fldCharType="begin"/>
-      </w:r>
-      <w:r>
-        <w:rPr>
-          <w:rFonts w:ascii="Times New Roman" w:hAnsi="Times New Roman" w:cs="Times New Roman"/>
-          <w:sz w:val="24"/>
-          <w:szCs w:val="24"/>
-        </w:rPr>
-        <w:instrText xml:space="preserve"> SEQ MTEqn \h \* MERGEFORMAT </w:instrText>
-      </w:r>
-      <w:r>
-        <w:rPr>
-          <w:rFonts w:ascii="Times New Roman" w:hAnsi="Times New Roman" w:cs="Times New Roman"/>
-          <w:sz w:val="24"/>
-          <w:szCs w:val="24"/>
-        </w:rPr>
-        <w:fldChar w:fldCharType="end"/>
-      </w:r>
-      <w:r>
-        <w:rPr>
-          <w:rFonts w:ascii="Times New Roman" w:hAnsi="Times New Roman" w:cs="Times New Roman"/>
-          <w:sz w:val="24"/>
-          <w:szCs w:val="24"/>
-        </w:rPr>
-        <w:instrText>(</w:instrText>
-      </w:r>
-      <w:r>
-        <w:rPr>
-          <w:rFonts w:ascii="Times New Roman" w:hAnsi="Times New Roman" w:cs="Times New Roman"/>
-          <w:sz w:val="24"/>
-          <w:szCs w:val="24"/>
-        </w:rPr>
-        <w:fldChar w:fldCharType="begin"/>
-      </w:r>
-      <w:r>
-        <w:rPr>
-          <w:rFonts w:ascii="Times New Roman" w:hAnsi="Times New Roman" w:cs="Times New Roman"/>
-          <w:sz w:val="24"/>
-          <w:szCs w:val="24"/>
-        </w:rPr>
-        <w:instrText xml:space="preserve"> SEQ MTEqn \c \* Arabic \* MERGEFORMAT </w:instrText>
-      </w:r>
-      <w:r>
-        <w:rPr>
-          <w:rFonts w:ascii="Times New Roman" w:hAnsi="Times New Roman" w:cs="Times New Roman"/>
-          <w:sz w:val="24"/>
-          <w:szCs w:val="24"/>
-        </w:rPr>
-        <w:fldChar w:fldCharType="separate"/>
-      </w:r>
-      <w:r>
-        <w:rPr>
-          <w:rFonts w:ascii="Times New Roman" w:hAnsi="Times New Roman" w:cs="Times New Roman"/>
           <w:noProof/>
           <w:sz w:val="24"/>
           <w:szCs w:val="24"/>
         </w:rPr>
-        <w:instrText>4</w:instrText>
-      </w:r>
-      <w:r>
-        <w:rPr>
-          <w:rFonts w:ascii="Times New Roman" w:hAnsi="Times New Roman" w:cs="Times New Roman"/>
-          <w:sz w:val="24"/>
-          <w:szCs w:val="24"/>
-        </w:rPr>
-        <w:fldChar w:fldCharType="end"/>
-      </w:r>
-      <w:r>
-        <w:rPr>
-          <w:rFonts w:ascii="Times New Roman" w:hAnsi="Times New Roman" w:cs="Times New Roman"/>
-          <w:sz w:val="24"/>
-          <w:szCs w:val="24"/>
-        </w:rPr>
-        <w:instrText>)</w:instrText>
-      </w:r>
-      <w:r>
-        <w:rPr>
-          <w:rFonts w:ascii="Times New Roman" w:hAnsi="Times New Roman" w:cs="Times New Roman"/>
-          <w:sz w:val="24"/>
-          <w:szCs w:val="24"/>
-        </w:rPr>
-        <w:fldChar w:fldCharType="end"/>
-      </w:r>
-    </w:p>
-    <w:p>
-      <w:pPr>
-        <w:pStyle w:val="MTDisplayEquation"/>
+      </w:pPr>
+      <w:r>
+        <w:rPr>
+          <w:rFonts w:ascii="Times New Roman" w:hAnsi="Times New Roman" w:cs="Times New Roman"/>
+          <w:noProof/>
+          <w:sz w:val="24"/>
+          <w:szCs w:val="24"/>
+        </w:rPr>
+        <w:drawing>
+          <wp:inline distT="0" distB="0" distL="0" distR="0" wp14:anchorId="39958484" wp14:editId="4D539DC5">
+            <wp:extent cx="2041071" cy="1530927"/>
+            <wp:effectExtent l="0" t="0" r="0" b="0"/>
+            <wp:docPr id="1162642186" name="图片 1"/>
+            <wp:cNvGraphicFramePr>
+              <a:graphicFrameLocks xmlns:a="http://schemas.openxmlformats.org/drawingml/2006/main" noChangeAspect="1"/>
+            </wp:cNvGraphicFramePr>
+            <a:graphic xmlns:a="http://schemas.openxmlformats.org/drawingml/2006/main">
+              <a:graphicData uri="http://schemas.openxmlformats.org/drawingml/2006/picture">
+                <pic:pic xmlns:pic="http://schemas.openxmlformats.org/drawingml/2006/picture">
+                  <pic:nvPicPr>
+                    <pic:cNvPr id="1162642186" name="图片 1162642186"/>
+                    <pic:cNvPicPr/>
+                  </pic:nvPicPr>
+                  <pic:blipFill>
+                    <a:blip r:embed="rId26" cstate="print">
+                      <a:extLst>
+                        <a:ext uri="{28A0092B-C50C-407E-A947-70E740481C1C}">
+                          <a14:useLocalDpi xmlns:a14="http://schemas.microsoft.com/office/drawing/2010/main" val="0"/>
+                        </a:ext>
+                      </a:extLst>
+                    </a:blip>
+                    <a:stretch>
+                      <a:fillRect/>
+                    </a:stretch>
+                  </pic:blipFill>
+                  <pic:spPr>
+                    <a:xfrm>
+                      <a:off x="0" y="0"/>
+                      <a:ext cx="2071657" cy="1553869"/>
+                    </a:xfrm>
+                    <a:prstGeom prst="rect">
+                      <a:avLst/>
+                    </a:prstGeom>
+                  </pic:spPr>
+                </pic:pic>
+              </a:graphicData>
+            </a:graphic>
+          </wp:inline>
+        </w:drawing>
+      </w:r>
+    </w:p>
+    <w:p>
+      <w:pPr>
         <w:spacing w:line="360" w:lineRule="auto"/>
         <w:rPr>
           <w:rFonts w:ascii="Times New Roman" w:hAnsi="Times New Roman" w:cs="Times New Roman"/>
@@ -1887,295 +3116,62 @@
       <w:r>
         <w:rPr>
           <w:rFonts w:ascii="Times New Roman" w:hAnsi="Times New Roman" w:cs="Times New Roman"/>
-          <w:sz w:val="24"/>
-          <w:szCs w:val="24"/>
-        </w:rPr>
-        <w:tab/>
-      </w:r>
-      <w:r>
-        <w:rPr>
-          <w:rFonts w:ascii="Times New Roman" w:hAnsi="Times New Roman" w:cs="Times New Roman"/>
-          <w:position w:val="-6"/>
-          <w:sz w:val="24"/>
-          <w:szCs w:val="24"/>
-        </w:rPr>
-        <w:object w:dxaOrig="520" w:dyaOrig="240">
-          <v:shape id="_x0000_i1037" type="#_x0000_t75" style="width:26.25pt;height:12pt" o:ole="">
-            <v:imagedata r:id="rId30" o:title=""/>
-          </v:shape>
-          <o:OLEObject Type="Embed" ProgID="Equation.DSMT4" ShapeID="_x0000_i1037" DrawAspect="Content" ObjectID="_1648298702" r:id="rId31"/>
-        </w:object>
-      </w:r>
-      <w:r>
-        <w:rPr>
-          <w:rFonts w:ascii="Times New Roman" w:hAnsi="Times New Roman" w:cs="Times New Roman"/>
-          <w:sz w:val="24"/>
-          <w:szCs w:val="24"/>
-        </w:rPr>
-        <w:t>，初值分别为</w:t>
-      </w:r>
-      <w:r>
-        <w:rPr>
-          <w:rFonts w:ascii="Times New Roman" w:hAnsi="Times New Roman" w:cs="Times New Roman"/>
-          <w:position w:val="-10"/>
-          <w:sz w:val="24"/>
-          <w:szCs w:val="24"/>
-        </w:rPr>
-        <w:object w:dxaOrig="2520" w:dyaOrig="279">
-          <v:shape id="_x0000_i1038" type="#_x0000_t75" style="width:126.75pt;height:14.25pt" o:ole="">
-            <v:imagedata r:id="rId22" o:title=""/>
-          </v:shape>
-          <o:OLEObject Type="Embed" ProgID="Equation.DSMT4" ShapeID="_x0000_i1038" DrawAspect="Content" ObjectID="_1648298703" r:id="rId32"/>
-        </w:object>
-      </w:r>
-      <w:r>
-        <w:rPr>
-          <w:rFonts w:ascii="Times New Roman" w:hAnsi="Times New Roman" w:cs="Times New Roman"/>
-          <w:sz w:val="24"/>
-          <w:szCs w:val="24"/>
-        </w:rPr>
-        <w:tab/>
-      </w:r>
-      <w:r>
-        <w:rPr>
-          <w:rFonts w:ascii="Times New Roman" w:hAnsi="Times New Roman" w:cs="Times New Roman"/>
-          <w:sz w:val="24"/>
-          <w:szCs w:val="24"/>
-        </w:rPr>
-        <w:fldChar w:fldCharType="begin"/>
-      </w:r>
-      <w:r>
-        <w:rPr>
-          <w:rFonts w:ascii="Times New Roman" w:hAnsi="Times New Roman" w:cs="Times New Roman"/>
-          <w:sz w:val="24"/>
-          <w:szCs w:val="24"/>
-        </w:rPr>
-        <w:instrText xml:space="preserve"> MACROBUTTON MTPlaceRef \* MERGEFORMAT </w:instrText>
-      </w:r>
-      <w:r>
-        <w:rPr>
-          <w:rFonts w:ascii="Times New Roman" w:hAnsi="Times New Roman" w:cs="Times New Roman"/>
-          <w:sz w:val="24"/>
-          <w:szCs w:val="24"/>
-        </w:rPr>
-        <w:fldChar w:fldCharType="begin"/>
-      </w:r>
-      <w:r>
-        <w:rPr>
-          <w:rFonts w:ascii="Times New Roman" w:hAnsi="Times New Roman" w:cs="Times New Roman"/>
-          <w:sz w:val="24"/>
-          <w:szCs w:val="24"/>
-        </w:rPr>
-        <w:instrText xml:space="preserve"> SEQ MTEqn \h \* MERGEFORMAT </w:instrText>
-      </w:r>
-      <w:r>
-        <w:rPr>
-          <w:rFonts w:ascii="Times New Roman" w:hAnsi="Times New Roman" w:cs="Times New Roman"/>
-          <w:sz w:val="24"/>
-          <w:szCs w:val="24"/>
-        </w:rPr>
-        <w:fldChar w:fldCharType="end"/>
-      </w:r>
-      <w:r>
-        <w:rPr>
-          <w:rFonts w:ascii="Times New Roman" w:hAnsi="Times New Roman" w:cs="Times New Roman"/>
-          <w:sz w:val="24"/>
-          <w:szCs w:val="24"/>
-        </w:rPr>
-        <w:instrText>(</w:instrText>
-      </w:r>
-      <w:r>
-        <w:rPr>
-          <w:rFonts w:ascii="Times New Roman" w:hAnsi="Times New Roman" w:cs="Times New Roman"/>
-          <w:sz w:val="24"/>
-          <w:szCs w:val="24"/>
-        </w:rPr>
-        <w:fldChar w:fldCharType="begin"/>
-      </w:r>
-      <w:r>
-        <w:rPr>
-          <w:rFonts w:ascii="Times New Roman" w:hAnsi="Times New Roman" w:cs="Times New Roman"/>
-          <w:sz w:val="24"/>
-          <w:szCs w:val="24"/>
-        </w:rPr>
-        <w:instrText xml:space="preserve"> SEQ MTEqn \c \* Arabic \* MERGEFORMAT </w:instrText>
-      </w:r>
-      <w:r>
-        <w:rPr>
-          <w:rFonts w:ascii="Times New Roman" w:hAnsi="Times New Roman" w:cs="Times New Roman"/>
-          <w:sz w:val="24"/>
-          <w:szCs w:val="24"/>
-        </w:rPr>
-        <w:fldChar w:fldCharType="separate"/>
-      </w:r>
-      <w:r>
-        <w:rPr>
-          <w:rFonts w:ascii="Times New Roman" w:hAnsi="Times New Roman" w:cs="Times New Roman"/>
           <w:noProof/>
           <w:sz w:val="24"/>
           <w:szCs w:val="24"/>
         </w:rPr>
-        <w:instrText>5</w:instrText>
-      </w:r>
-      <w:r>
-        <w:rPr>
-          <w:rFonts w:ascii="Times New Roman" w:hAnsi="Times New Roman" w:cs="Times New Roman"/>
-          <w:sz w:val="24"/>
-          <w:szCs w:val="24"/>
-        </w:rPr>
-        <w:fldChar w:fldCharType="end"/>
-      </w:r>
-      <w:r>
-        <w:rPr>
-          <w:rFonts w:ascii="Times New Roman" w:hAnsi="Times New Roman" w:cs="Times New Roman"/>
-          <w:sz w:val="24"/>
-          <w:szCs w:val="24"/>
-        </w:rPr>
-        <w:instrText>)</w:instrText>
-      </w:r>
-      <w:r>
-        <w:rPr>
-          <w:rFonts w:ascii="Times New Roman" w:hAnsi="Times New Roman" w:cs="Times New Roman"/>
-          <w:sz w:val="24"/>
-          <w:szCs w:val="24"/>
-        </w:rPr>
-        <w:fldChar w:fldCharType="end"/>
-      </w:r>
-    </w:p>
-    <w:p>
-      <w:pPr>
-        <w:pStyle w:val="MTDisplayEquation"/>
+        <w:drawing>
+          <wp:inline distT="0" distB="0" distL="0" distR="0" wp14:anchorId="657F9891" wp14:editId="69F52E63">
+            <wp:extent cx="2004128" cy="1503218"/>
+            <wp:effectExtent l="0" t="0" r="0" b="1905"/>
+            <wp:docPr id="1376760465" name="图片 2"/>
+            <wp:cNvGraphicFramePr>
+              <a:graphicFrameLocks xmlns:a="http://schemas.openxmlformats.org/drawingml/2006/main" noChangeAspect="1"/>
+            </wp:cNvGraphicFramePr>
+            <a:graphic xmlns:a="http://schemas.openxmlformats.org/drawingml/2006/main">
+              <a:graphicData uri="http://schemas.openxmlformats.org/drawingml/2006/picture">
+                <pic:pic xmlns:pic="http://schemas.openxmlformats.org/drawingml/2006/picture">
+                  <pic:nvPicPr>
+                    <pic:cNvPr id="1376760465" name="图片 1376760465"/>
+                    <pic:cNvPicPr/>
+                  </pic:nvPicPr>
+                  <pic:blipFill>
+                    <a:blip r:embed="rId27" cstate="print">
+                      <a:extLst>
+                        <a:ext uri="{28A0092B-C50C-407E-A947-70E740481C1C}">
+                          <a14:useLocalDpi xmlns:a14="http://schemas.microsoft.com/office/drawing/2010/main" val="0"/>
+                        </a:ext>
+                      </a:extLst>
+                    </a:blip>
+                    <a:stretch>
+                      <a:fillRect/>
+                    </a:stretch>
+                  </pic:blipFill>
+                  <pic:spPr>
+                    <a:xfrm>
+                      <a:off x="0" y="0"/>
+                      <a:ext cx="2033905" cy="1525553"/>
+                    </a:xfrm>
+                    <a:prstGeom prst="rect">
+                      <a:avLst/>
+                    </a:prstGeom>
+                  </pic:spPr>
+                </pic:pic>
+              </a:graphicData>
+            </a:graphic>
+          </wp:inline>
+        </w:drawing>
+      </w:r>
+    </w:p>
+    <w:p>
+      <w:pPr>
         <w:spacing w:line="360" w:lineRule="auto"/>
         <w:rPr>
-          <w:rFonts w:ascii="Times New Roman" w:hAnsi="Times New Roman" w:cs="Times New Roman"/>
-          <w:sz w:val="24"/>
-          <w:szCs w:val="24"/>
-        </w:rPr>
-      </w:pPr>
-      <w:r>
-        <w:rPr>
-          <w:rFonts w:ascii="Times New Roman" w:hAnsi="Times New Roman" w:cs="Times New Roman"/>
-          <w:sz w:val="24"/>
-          <w:szCs w:val="24"/>
-        </w:rPr>
-        <w:tab/>
-      </w:r>
-      <w:r>
-        <w:rPr>
-          <w:rFonts w:ascii="Times New Roman" w:hAnsi="Times New Roman" w:cs="Times New Roman"/>
-          <w:position w:val="-6"/>
-          <w:sz w:val="24"/>
-          <w:szCs w:val="24"/>
-        </w:rPr>
-        <w:object w:dxaOrig="499" w:dyaOrig="240">
-          <v:shape id="_x0000_i1039" type="#_x0000_t75" style="width:24.75pt;height:12pt" o:ole="">
-            <v:imagedata r:id="rId33" o:title=""/>
-          </v:shape>
-          <o:OLEObject Type="Embed" ProgID="Equation.DSMT4" ShapeID="_x0000_i1039" DrawAspect="Content" ObjectID="_1648298704" r:id="rId34"/>
-        </w:object>
-      </w:r>
-      <w:r>
-        <w:rPr>
-          <w:rFonts w:ascii="Times New Roman" w:hAnsi="Times New Roman" w:cs="Times New Roman"/>
-          <w:sz w:val="24"/>
-          <w:szCs w:val="24"/>
-        </w:rPr>
-        <w:t>，初值分别为</w:t>
-      </w:r>
-      <w:r>
-        <w:rPr>
-          <w:rFonts w:ascii="Times New Roman" w:hAnsi="Times New Roman" w:cs="Times New Roman"/>
-          <w:position w:val="-10"/>
-          <w:sz w:val="24"/>
-          <w:szCs w:val="24"/>
-        </w:rPr>
-        <w:object w:dxaOrig="2520" w:dyaOrig="279">
-          <v:shape id="_x0000_i1040" type="#_x0000_t75" style="width:126.75pt;height:14.25pt" o:ole="">
-            <v:imagedata r:id="rId22" o:title=""/>
-          </v:shape>
-          <o:OLEObject Type="Embed" ProgID="Equation.DSMT4" ShapeID="_x0000_i1040" DrawAspect="Content" ObjectID="_1648298705" r:id="rId35"/>
-        </w:object>
-      </w:r>
-      <w:r>
-        <w:rPr>
-          <w:rFonts w:ascii="Times New Roman" w:hAnsi="Times New Roman" w:cs="Times New Roman"/>
-          <w:sz w:val="24"/>
-          <w:szCs w:val="24"/>
-        </w:rPr>
-        <w:tab/>
-      </w:r>
-      <w:r>
-        <w:rPr>
-          <w:rFonts w:ascii="Times New Roman" w:hAnsi="Times New Roman" w:cs="Times New Roman"/>
-          <w:sz w:val="24"/>
-          <w:szCs w:val="24"/>
-        </w:rPr>
-        <w:fldChar w:fldCharType="begin"/>
-      </w:r>
-      <w:r>
-        <w:rPr>
-          <w:rFonts w:ascii="Times New Roman" w:hAnsi="Times New Roman" w:cs="Times New Roman"/>
-          <w:sz w:val="24"/>
-          <w:szCs w:val="24"/>
-        </w:rPr>
-        <w:instrText xml:space="preserve"> MACROBUTTON MTPlaceRef \* MERGEFORMAT </w:instrText>
-      </w:r>
-      <w:r>
-        <w:rPr>
-          <w:rFonts w:ascii="Times New Roman" w:hAnsi="Times New Roman" w:cs="Times New Roman"/>
-          <w:sz w:val="24"/>
-          <w:szCs w:val="24"/>
-        </w:rPr>
-        <w:fldChar w:fldCharType="begin"/>
-      </w:r>
-      <w:r>
-        <w:rPr>
-          <w:rFonts w:ascii="Times New Roman" w:hAnsi="Times New Roman" w:cs="Times New Roman"/>
-          <w:sz w:val="24"/>
-          <w:szCs w:val="24"/>
-        </w:rPr>
-        <w:instrText xml:space="preserve"> SEQ MTEqn \h \* MERGEFORMAT </w:instrText>
-      </w:r>
-      <w:r>
-        <w:rPr>
-          <w:rFonts w:ascii="Times New Roman" w:hAnsi="Times New Roman" w:cs="Times New Roman"/>
-          <w:sz w:val="24"/>
-          <w:szCs w:val="24"/>
-        </w:rPr>
-        <w:fldChar w:fldCharType="end"/>
-      </w:r>
-      <w:r>
-        <w:rPr>
-          <w:rFonts w:ascii="Times New Roman" w:hAnsi="Times New Roman" w:cs="Times New Roman"/>
-          <w:sz w:val="24"/>
-          <w:szCs w:val="24"/>
-        </w:rPr>
-        <w:instrText>(</w:instrText>
-      </w:r>
-      <w:r>
-        <w:rPr>
-          <w:rFonts w:ascii="Times New Roman" w:hAnsi="Times New Roman" w:cs="Times New Roman"/>
-          <w:sz w:val="24"/>
-          <w:szCs w:val="24"/>
-        </w:rPr>
-        <w:fldChar w:fldCharType="begin"/>
-      </w:r>
-      <w:r>
-        <w:rPr>
-          <w:rFonts w:ascii="Times New Roman" w:hAnsi="Times New Roman" w:cs="Times New Roman"/>
-          <w:sz w:val="24"/>
-          <w:szCs w:val="24"/>
-        </w:rPr>
-        <w:instrText xml:space="preserve"> SEQ MTEqn \c \* Arabic \* MERGEFORMAT </w:instrText>
-      </w:r>
-      <w:r>
-        <w:rPr>
-          <w:rFonts w:ascii="Times New Roman" w:hAnsi="Times New Roman" w:cs="Times New Roman"/>
-          <w:sz w:val="24"/>
-          <w:szCs w:val="24"/>
-        </w:rPr>
-        <w:fldChar w:fldCharType="separate"/>
-      </w:r>
+          <w:rFonts w:ascii="Times New Roman" w:hAnsi="Times New Roman" w:cs="Times New Roman" w:hint="eastAsia"/>
+          <w:sz w:val="24"/>
+          <w:szCs w:val="24"/>
+        </w:rPr>
+      </w:pPr>
       <w:r>
         <w:rPr>
           <w:rFonts w:ascii="Times New Roman" w:hAnsi="Times New Roman" w:cs="Times New Roman"/>
@@ -2183,31 +3179,48 @@
           <w:sz w:val="24"/>
           <w:szCs w:val="24"/>
         </w:rPr>
-        <w:instrText>6</w:instrText>
-      </w:r>
-      <w:r>
-        <w:rPr>
-          <w:rFonts w:ascii="Times New Roman" w:hAnsi="Times New Roman" w:cs="Times New Roman"/>
-          <w:sz w:val="24"/>
-          <w:szCs w:val="24"/>
-        </w:rPr>
-        <w:fldChar w:fldCharType="end"/>
-      </w:r>
-      <w:r>
-        <w:rPr>
-          <w:rFonts w:ascii="Times New Roman" w:hAnsi="Times New Roman" w:cs="Times New Roman"/>
-          <w:sz w:val="24"/>
-          <w:szCs w:val="24"/>
-        </w:rPr>
-        <w:instrText>)</w:instrText>
-      </w:r>
-      <w:r>
-        <w:rPr>
-          <w:rFonts w:ascii="Times New Roman" w:hAnsi="Times New Roman" w:cs="Times New Roman"/>
-          <w:sz w:val="24"/>
-          <w:szCs w:val="24"/>
-        </w:rPr>
-        <w:fldChar w:fldCharType="end"/>
+        <w:lastRenderedPageBreak/>
+        <w:drawing>
+          <wp:inline distT="0" distB="0" distL="0" distR="0" wp14:anchorId="24DAD920" wp14:editId="720CA3CF">
+            <wp:extent cx="1655618" cy="1241814"/>
+            <wp:effectExtent l="0" t="0" r="1905" b="0"/>
+            <wp:docPr id="1482209422" name="图片 3"/>
+            <wp:cNvGraphicFramePr>
+              <a:graphicFrameLocks xmlns:a="http://schemas.openxmlformats.org/drawingml/2006/main" noChangeAspect="1"/>
+            </wp:cNvGraphicFramePr>
+            <a:graphic xmlns:a="http://schemas.openxmlformats.org/drawingml/2006/main">
+              <a:graphicData uri="http://schemas.openxmlformats.org/drawingml/2006/picture">
+                <pic:pic xmlns:pic="http://schemas.openxmlformats.org/drawingml/2006/picture">
+                  <pic:nvPicPr>
+                    <pic:cNvPr id="1482209422" name="图片 1482209422"/>
+                    <pic:cNvPicPr/>
+                  </pic:nvPicPr>
+                  <pic:blipFill>
+                    <a:blip r:embed="rId28" cstate="print">
+                      <a:extLst>
+                        <a:ext uri="{28A0092B-C50C-407E-A947-70E740481C1C}">
+                          <a14:useLocalDpi xmlns:a14="http://schemas.microsoft.com/office/drawing/2010/main" val="0"/>
+                        </a:ext>
+                      </a:extLst>
+                    </a:blip>
+                    <a:stretch>
+                      <a:fillRect/>
+                    </a:stretch>
+                  </pic:blipFill>
+                  <pic:spPr>
+                    <a:xfrm>
+                      <a:off x="0" y="0"/>
+                      <a:ext cx="1666625" cy="1250070"/>
+                    </a:xfrm>
+                    <a:prstGeom prst="rect">
+                      <a:avLst/>
+                    </a:prstGeom>
+                  </pic:spPr>
+                </pic:pic>
+              </a:graphicData>
+            </a:graphic>
+          </wp:inline>
+        </w:drawing>
       </w:r>
     </w:p>
     <w:p>
@@ -2219,6 +3232,114 @@
           <w:szCs w:val="24"/>
         </w:rPr>
       </w:pPr>
+      <w:r>
+        <w:rPr>
+          <w:rFonts w:ascii="Times New Roman" w:hAnsi="Times New Roman" w:cs="Times New Roman"/>
+          <w:noProof/>
+          <w:sz w:val="24"/>
+          <w:szCs w:val="24"/>
+        </w:rPr>
+        <w:drawing>
+          <wp:inline distT="0" distB="0" distL="0" distR="0" wp14:anchorId="32C058BC" wp14:editId="6DD22817">
+            <wp:extent cx="1821873" cy="1366514"/>
+            <wp:effectExtent l="0" t="0" r="6985" b="5715"/>
+            <wp:docPr id="401300697" name="图片 4"/>
+            <wp:cNvGraphicFramePr>
+              <a:graphicFrameLocks xmlns:a="http://schemas.openxmlformats.org/drawingml/2006/main" noChangeAspect="1"/>
+            </wp:cNvGraphicFramePr>
+            <a:graphic xmlns:a="http://schemas.openxmlformats.org/drawingml/2006/main">
+              <a:graphicData uri="http://schemas.openxmlformats.org/drawingml/2006/picture">
+                <pic:pic xmlns:pic="http://schemas.openxmlformats.org/drawingml/2006/picture">
+                  <pic:nvPicPr>
+                    <pic:cNvPr id="401300697" name="图片 401300697"/>
+                    <pic:cNvPicPr/>
+                  </pic:nvPicPr>
+                  <pic:blipFill>
+                    <a:blip r:embed="rId29" cstate="print">
+                      <a:extLst>
+                        <a:ext uri="{28A0092B-C50C-407E-A947-70E740481C1C}">
+                          <a14:useLocalDpi xmlns:a14="http://schemas.microsoft.com/office/drawing/2010/main" val="0"/>
+                        </a:ext>
+                      </a:extLst>
+                    </a:blip>
+                    <a:stretch>
+                      <a:fillRect/>
+                    </a:stretch>
+                  </pic:blipFill>
+                  <pic:spPr>
+                    <a:xfrm>
+                      <a:off x="0" y="0"/>
+                      <a:ext cx="1825881" cy="1369520"/>
+                    </a:xfrm>
+                    <a:prstGeom prst="rect">
+                      <a:avLst/>
+                    </a:prstGeom>
+                  </pic:spPr>
+                </pic:pic>
+              </a:graphicData>
+            </a:graphic>
+          </wp:inline>
+        </w:drawing>
+      </w:r>
+    </w:p>
+    <w:p>
+      <w:pPr>
+        <w:spacing w:line="360" w:lineRule="auto"/>
+        <w:rPr>
+          <w:rFonts w:ascii="Times New Roman" w:hAnsi="Times New Roman" w:cs="Times New Roman" w:hint="eastAsia"/>
+          <w:sz w:val="24"/>
+          <w:szCs w:val="24"/>
+        </w:rPr>
+      </w:pPr>
+      <w:r>
+        <w:rPr>
+          <w:rFonts w:ascii="Times New Roman" w:hAnsi="Times New Roman" w:cs="Times New Roman"/>
+          <w:noProof/>
+          <w:sz w:val="24"/>
+          <w:szCs w:val="24"/>
+        </w:rPr>
+        <w:drawing>
+          <wp:inline distT="0" distB="0" distL="0" distR="0" wp14:anchorId="19A530D4" wp14:editId="77DCD487">
+            <wp:extent cx="1877291" cy="1408081"/>
+            <wp:effectExtent l="0" t="0" r="8890" b="1905"/>
+            <wp:docPr id="928025133" name="图片 5"/>
+            <wp:cNvGraphicFramePr>
+              <a:graphicFrameLocks xmlns:a="http://schemas.openxmlformats.org/drawingml/2006/main" noChangeAspect="1"/>
+            </wp:cNvGraphicFramePr>
+            <a:graphic xmlns:a="http://schemas.openxmlformats.org/drawingml/2006/main">
+              <a:graphicData uri="http://schemas.openxmlformats.org/drawingml/2006/picture">
+                <pic:pic xmlns:pic="http://schemas.openxmlformats.org/drawingml/2006/picture">
+                  <pic:nvPicPr>
+                    <pic:cNvPr id="928025133" name="图片 928025133"/>
+                    <pic:cNvPicPr/>
+                  </pic:nvPicPr>
+                  <pic:blipFill>
+                    <a:blip r:embed="rId30" cstate="print">
+                      <a:extLst>
+                        <a:ext uri="{28A0092B-C50C-407E-A947-70E740481C1C}">
+                          <a14:useLocalDpi xmlns:a14="http://schemas.microsoft.com/office/drawing/2010/main" val="0"/>
+                        </a:ext>
+                      </a:extLst>
+                    </a:blip>
+                    <a:stretch>
+                      <a:fillRect/>
+                    </a:stretch>
+                  </pic:blipFill>
+                  <pic:spPr>
+                    <a:xfrm>
+                      <a:off x="0" y="0"/>
+                      <a:ext cx="1879117" cy="1409451"/>
+                    </a:xfrm>
+                    <a:prstGeom prst="rect">
+                      <a:avLst/>
+                    </a:prstGeom>
+                  </pic:spPr>
+                </pic:pic>
+              </a:graphicData>
+            </a:graphic>
+          </wp:inline>
+        </w:drawing>
+      </w:r>
     </w:p>
     <w:p>
       <w:pPr>
@@ -2247,11 +3368,11 @@
         <w:rPr>
           <w:position w:val="-10"/>
         </w:rPr>
-        <w:object w:dxaOrig="740" w:dyaOrig="300">
-          <v:shape id="_x0000_i1041" type="#_x0000_t75" style="width:37.15pt;height:15.75pt" o:ole="">
-            <v:imagedata r:id="rId36" o:title=""/>
+        <w:object w:dxaOrig="740" w:dyaOrig="300" w14:anchorId="7FF2951F">
+          <v:shape id="_x0000_i1077" type="#_x0000_t75" style="width:37.1pt;height:15.8pt" o:ole="">
+            <v:imagedata r:id="rId31" o:title=""/>
           </v:shape>
-          <o:OLEObject Type="Embed" ProgID="Equation.DSMT4" ShapeID="_x0000_i1041" DrawAspect="Content" ObjectID="_1648298706" r:id="rId37"/>
+          <o:OLEObject Type="Embed" ProgID="Equation.DSMT4" ShapeID="_x0000_i1077" DrawAspect="Content" ObjectID="_1835099250" r:id="rId32"/>
         </w:object>
       </w:r>
       <w:r>
@@ -2266,11 +3387,11 @@
         <w:rPr>
           <w:position w:val="-6"/>
         </w:rPr>
-        <w:object w:dxaOrig="440" w:dyaOrig="240">
-          <v:shape id="_x0000_i1042" type="#_x0000_t75" style="width:21.75pt;height:12pt" o:ole="">
-            <v:imagedata r:id="rId38" o:title=""/>
+        <w:object w:dxaOrig="440" w:dyaOrig="240" w14:anchorId="184FB60F">
+          <v:shape id="_x0000_i1078" type="#_x0000_t75" style="width:21.8pt;height:12pt" o:ole="">
+            <v:imagedata r:id="rId33" o:title=""/>
           </v:shape>
-          <o:OLEObject Type="Embed" ProgID="Equation.DSMT4" ShapeID="_x0000_i1042" DrawAspect="Content" ObjectID="_1648298707" r:id="rId39"/>
+          <o:OLEObject Type="Embed" ProgID="Equation.DSMT4" ShapeID="_x0000_i1078" DrawAspect="Content" ObjectID="_1835099251" r:id="rId34"/>
         </w:object>
       </w:r>
       <w:r>
@@ -2285,11 +3406,11 @@
         <w:rPr>
           <w:position w:val="-10"/>
         </w:rPr>
-        <w:object w:dxaOrig="780" w:dyaOrig="300">
-          <v:shape id="_x0000_i1043" type="#_x0000_t75" style="width:39pt;height:15pt" o:ole="">
-            <v:imagedata r:id="rId40" o:title=""/>
+        <w:object w:dxaOrig="780" w:dyaOrig="300" w14:anchorId="4508113A">
+          <v:shape id="_x0000_i1079" type="#_x0000_t75" style="width:39.25pt;height:15.25pt" o:ole="">
+            <v:imagedata r:id="rId35" o:title=""/>
           </v:shape>
-          <o:OLEObject Type="Embed" ProgID="Equation.DSMT4" ShapeID="_x0000_i1043" DrawAspect="Content" ObjectID="_1648298708" r:id="rId41"/>
+          <o:OLEObject Type="Embed" ProgID="Equation.DSMT4" ShapeID="_x0000_i1079" DrawAspect="Content" ObjectID="_1835099252" r:id="rId36"/>
         </w:object>
       </w:r>
       <w:r>
@@ -2319,20 +3440,86 @@
         </w:rPr>
         <w:tab/>
       </w:r>
-      <w:r>
-        <w:rPr>
-          <w:rFonts w:ascii="Times New Roman" w:hAnsi="Times New Roman" w:cs="Times New Roman"/>
-          <w:position w:val="-20"/>
-          <w:sz w:val="24"/>
-          <w:szCs w:val="24"/>
-        </w:rPr>
-        <w:object w:dxaOrig="1420" w:dyaOrig="540">
-          <v:shape id="_x0000_i1044" type="#_x0000_t75" style="width:70.9pt;height:27.75pt" o:ole="">
-            <v:imagedata r:id="rId42" o:title=""/>
-          </v:shape>
-          <o:OLEObject Type="Embed" ProgID="Equation.DSMT4" ShapeID="_x0000_i1044" DrawAspect="Content" ObjectID="_1648298709" r:id="rId43"/>
-        </w:object>
-      </w:r>
+      <m:oMath>
+        <m:r>
+          <w:rPr>
+            <w:rFonts w:ascii="Cambria Math" w:hAnsi="Cambria Math" w:cs="Times New Roman"/>
+            <w:sz w:val="24"/>
+            <w:szCs w:val="24"/>
+          </w:rPr>
+          <m:t>V(x(t))=</m:t>
+        </m:r>
+        <m:f>
+          <m:fPr>
+            <m:ctrlPr>
+              <w:rPr>
+                <w:rFonts w:ascii="Cambria Math" w:hAnsi="Cambria Math" w:cs="Times New Roman"/>
+                <w:sz w:val="24"/>
+                <w:szCs w:val="24"/>
+              </w:rPr>
+            </m:ctrlPr>
+          </m:fPr>
+          <m:num>
+            <m:r>
+              <w:rPr>
+                <w:rFonts w:ascii="Cambria Math" w:hAnsi="Cambria Math" w:cs="Times New Roman"/>
+                <w:sz w:val="24"/>
+                <w:szCs w:val="24"/>
+              </w:rPr>
+              <m:t>1</m:t>
+            </m:r>
+          </m:num>
+          <m:den>
+            <m:r>
+              <w:rPr>
+                <w:rFonts w:ascii="Cambria Math" w:hAnsi="Cambria Math" w:cs="Times New Roman"/>
+                <w:sz w:val="24"/>
+                <w:szCs w:val="24"/>
+              </w:rPr>
+              <m:t>2</m:t>
+            </m:r>
+          </m:den>
+        </m:f>
+        <m:sSup>
+          <m:sSupPr>
+            <m:ctrlPr>
+              <w:rPr>
+                <w:rFonts w:ascii="Cambria Math" w:hAnsi="Cambria Math" w:cs="Times New Roman"/>
+                <w:sz w:val="24"/>
+                <w:szCs w:val="24"/>
+              </w:rPr>
+            </m:ctrlPr>
+          </m:sSupPr>
+          <m:e>
+            <m:r>
+              <w:rPr>
+                <w:rFonts w:ascii="Cambria Math" w:hAnsi="Cambria Math" w:cs="Times New Roman"/>
+                <w:sz w:val="24"/>
+                <w:szCs w:val="24"/>
+              </w:rPr>
+              <m:t>x</m:t>
+            </m:r>
+          </m:e>
+          <m:sup>
+            <m:r>
+              <w:rPr>
+                <w:rFonts w:ascii="Cambria Math" w:hAnsi="Cambria Math" w:cs="Times New Roman"/>
+                <w:sz w:val="24"/>
+                <w:szCs w:val="24"/>
+              </w:rPr>
+              <m:t>2</m:t>
+            </m:r>
+          </m:sup>
+        </m:sSup>
+        <m:r>
+          <w:rPr>
+            <w:rFonts w:ascii="Cambria Math" w:hAnsi="Cambria Math" w:cs="Times New Roman"/>
+            <w:sz w:val="24"/>
+            <w:szCs w:val="24"/>
+          </w:rPr>
+          <m:t>(t)</m:t>
+        </m:r>
+      </m:oMath>
       <w:r>
         <w:rPr>
           <w:rFonts w:ascii="Times New Roman" w:hAnsi="Times New Roman" w:cs="Times New Roman"/>
@@ -2483,18 +3670,305 @@
         </w:rPr>
         <w:tab/>
       </w:r>
-      <w:r>
-        <w:rPr>
-          <w:rFonts w:ascii="Times New Roman" w:hAnsi="Times New Roman" w:cs="Times New Roman"/>
-          <w:position w:val="-12"/>
-          <w:sz w:val="24"/>
-          <w:szCs w:val="24"/>
-        </w:rPr>
-        <w:object w:dxaOrig="1020" w:dyaOrig="380">
-          <v:shape id="_x0000_i1045" type="#_x0000_t75" style="width:51pt;height:18.75pt" o:ole="">
-            <v:imagedata r:id="rId44" o:title=""/>
+      <m:oMath>
+        <m:acc>
+          <m:accPr>
+            <m:chr m:val="̇"/>
+            <m:ctrlPr>
+              <w:rPr>
+                <w:rFonts w:ascii="Cambria Math" w:hAnsi="Cambria Math" w:cs="Times New Roman"/>
+                <w:sz w:val="24"/>
+                <w:szCs w:val="24"/>
+              </w:rPr>
+            </m:ctrlPr>
+          </m:accPr>
+          <m:e>
+            <m:r>
+              <w:rPr>
+                <w:rFonts w:ascii="Cambria Math" w:hAnsi="Cambria Math" w:cs="Times New Roman"/>
+                <w:sz w:val="24"/>
+                <w:szCs w:val="24"/>
+              </w:rPr>
+              <m:t>V</m:t>
+            </m:r>
+          </m:e>
+        </m:acc>
+        <m:r>
+          <w:rPr>
+            <w:rFonts w:ascii="Cambria Math" w:hAnsi="Cambria Math" w:cs="Times New Roman"/>
+            <w:sz w:val="24"/>
+            <w:szCs w:val="24"/>
+          </w:rPr>
+          <m:t>≤-c</m:t>
+        </m:r>
+        <m:sSup>
+          <m:sSupPr>
+            <m:ctrlPr>
+              <w:rPr>
+                <w:rFonts w:ascii="Cambria Math" w:hAnsi="Cambria Math" w:cs="Times New Roman"/>
+                <w:sz w:val="24"/>
+                <w:szCs w:val="24"/>
+              </w:rPr>
+            </m:ctrlPr>
+          </m:sSupPr>
+          <m:e>
+            <m:d>
+              <m:dPr>
+                <m:begChr m:val="|"/>
+                <m:endChr m:val="|"/>
+                <m:ctrlPr>
+                  <w:rPr>
+                    <w:rFonts w:ascii="Cambria Math" w:hAnsi="Cambria Math" w:cs="Times New Roman"/>
+                    <w:sz w:val="24"/>
+                    <w:szCs w:val="24"/>
+                  </w:rPr>
+                </m:ctrlPr>
+              </m:dPr>
+              <m:e>
+                <m:r>
+                  <w:rPr>
+                    <w:rFonts w:ascii="Cambria Math" w:hAnsi="Cambria Math" w:cs="Times New Roman"/>
+                    <w:sz w:val="24"/>
+                    <w:szCs w:val="24"/>
+                  </w:rPr>
+                  <m:t>x</m:t>
+                </m:r>
+              </m:e>
+            </m:d>
+          </m:e>
+          <m:sup>
+            <m:r>
+              <w:rPr>
+                <w:rFonts w:ascii="Cambria Math" w:hAnsi="Cambria Math" w:cs="Times New Roman"/>
+                <w:sz w:val="24"/>
+                <w:szCs w:val="24"/>
+              </w:rPr>
+              <m:t>1+α</m:t>
+            </m:r>
+          </m:sup>
+        </m:sSup>
+      </m:oMath>
+      <w:r>
+        <w:rPr>
+          <w:rFonts w:ascii="Cambria Math" w:hAnsi="Cambria Math" w:hint="eastAsia"/>
+          <w:i/>
+        </w:rPr>
+        <w:t>，</w:t>
+      </w:r>
+      <m:oMath>
+        <m:r>
+          <w:rPr>
+            <w:rFonts w:ascii="Cambria Math" w:hAnsi="Cambria Math" w:cs="Times New Roman"/>
+            <w:sz w:val="24"/>
+            <w:szCs w:val="24"/>
+          </w:rPr>
+          <m:t>0&lt;α≤1,</m:t>
+        </m:r>
+        <m:r>
+          <m:rPr>
+            <m:nor/>
+          </m:rPr>
+          <w:rPr>
+            <w:rFonts w:ascii="Times New Roman" w:hAnsi="Times New Roman" w:cs="Times New Roman"/>
+            <w:sz w:val="24"/>
+            <w:szCs w:val="24"/>
+          </w:rPr>
+          <m:t>   </m:t>
+        </m:r>
+        <m:r>
+          <w:rPr>
+            <w:rFonts w:ascii="Cambria Math" w:hAnsi="Cambria Math" w:cs="Times New Roman"/>
+            <w:sz w:val="24"/>
+            <w:szCs w:val="24"/>
+          </w:rPr>
+          <m:t>c&gt;0</m:t>
+        </m:r>
+      </m:oMath>
+      <w:r>
+        <w:rPr>
+          <w:rFonts w:ascii="Times New Roman" w:hAnsi="Times New Roman" w:cs="Times New Roman"/>
+          <w:sz w:val="24"/>
+          <w:szCs w:val="24"/>
+        </w:rPr>
+        <w:tab/>
+      </w:r>
+      <w:r>
+        <w:rPr>
+          <w:rFonts w:ascii="Times New Roman" w:hAnsi="Times New Roman" w:cs="Times New Roman"/>
+          <w:sz w:val="24"/>
+          <w:szCs w:val="24"/>
+        </w:rPr>
+        <w:fldChar w:fldCharType="begin"/>
+      </w:r>
+      <w:r>
+        <w:rPr>
+          <w:rFonts w:ascii="Times New Roman" w:hAnsi="Times New Roman" w:cs="Times New Roman"/>
+          <w:sz w:val="24"/>
+          <w:szCs w:val="24"/>
+        </w:rPr>
+        <w:instrText xml:space="preserve"> MACROBUTTON MTPlaceRef \* MERGEFORMAT </w:instrText>
+      </w:r>
+      <w:r>
+        <w:rPr>
+          <w:rFonts w:ascii="Times New Roman" w:hAnsi="Times New Roman" w:cs="Times New Roman"/>
+          <w:sz w:val="24"/>
+          <w:szCs w:val="24"/>
+        </w:rPr>
+        <w:fldChar w:fldCharType="begin"/>
+      </w:r>
+      <w:r>
+        <w:rPr>
+          <w:rFonts w:ascii="Times New Roman" w:hAnsi="Times New Roman" w:cs="Times New Roman"/>
+          <w:sz w:val="24"/>
+          <w:szCs w:val="24"/>
+        </w:rPr>
+        <w:instrText xml:space="preserve"> SEQ MTEqn \h \* MERGEFORMAT </w:instrText>
+      </w:r>
+      <w:r>
+        <w:rPr>
+          <w:rFonts w:ascii="Times New Roman" w:hAnsi="Times New Roman" w:cs="Times New Roman"/>
+          <w:sz w:val="24"/>
+          <w:szCs w:val="24"/>
+        </w:rPr>
+        <w:fldChar w:fldCharType="end"/>
+      </w:r>
+      <w:r>
+        <w:rPr>
+          <w:rFonts w:ascii="Times New Roman" w:hAnsi="Times New Roman" w:cs="Times New Roman"/>
+          <w:sz w:val="24"/>
+          <w:szCs w:val="24"/>
+        </w:rPr>
+        <w:instrText>(</w:instrText>
+      </w:r>
+      <w:r>
+        <w:rPr>
+          <w:rFonts w:ascii="Times New Roman" w:hAnsi="Times New Roman" w:cs="Times New Roman"/>
+          <w:sz w:val="24"/>
+          <w:szCs w:val="24"/>
+        </w:rPr>
+        <w:fldChar w:fldCharType="begin"/>
+      </w:r>
+      <w:r>
+        <w:rPr>
+          <w:rFonts w:ascii="Times New Roman" w:hAnsi="Times New Roman" w:cs="Times New Roman"/>
+          <w:sz w:val="24"/>
+          <w:szCs w:val="24"/>
+        </w:rPr>
+        <w:instrText xml:space="preserve"> SEQ MTEqn \c \* Arabic \* MERGEFORMAT </w:instrText>
+      </w:r>
+      <w:r>
+        <w:rPr>
+          <w:rFonts w:ascii="Times New Roman" w:hAnsi="Times New Roman" w:cs="Times New Roman"/>
+          <w:sz w:val="24"/>
+          <w:szCs w:val="24"/>
+        </w:rPr>
+        <w:fldChar w:fldCharType="separate"/>
+      </w:r>
+      <w:r>
+        <w:rPr>
+          <w:rFonts w:ascii="Times New Roman" w:hAnsi="Times New Roman" w:cs="Times New Roman"/>
+          <w:noProof/>
+          <w:sz w:val="24"/>
+          <w:szCs w:val="24"/>
+        </w:rPr>
+        <w:instrText>8</w:instrText>
+      </w:r>
+      <w:r>
+        <w:rPr>
+          <w:rFonts w:ascii="Times New Roman" w:hAnsi="Times New Roman" w:cs="Times New Roman"/>
+          <w:sz w:val="24"/>
+          <w:szCs w:val="24"/>
+        </w:rPr>
+        <w:fldChar w:fldCharType="end"/>
+      </w:r>
+      <w:r>
+        <w:rPr>
+          <w:rFonts w:ascii="Times New Roman" w:hAnsi="Times New Roman" w:cs="Times New Roman"/>
+          <w:sz w:val="24"/>
+          <w:szCs w:val="24"/>
+        </w:rPr>
+        <w:instrText>)</w:instrText>
+      </w:r>
+      <w:r>
+        <w:rPr>
+          <w:rFonts w:ascii="Times New Roman" w:hAnsi="Times New Roman" w:cs="Times New Roman"/>
+          <w:sz w:val="24"/>
+          <w:szCs w:val="24"/>
+        </w:rPr>
+        <w:fldChar w:fldCharType="end"/>
+      </w:r>
+    </w:p>
+    <w:p>
+      <w:pPr>
+        <w:spacing w:line="360" w:lineRule="auto"/>
+        <w:rPr>
+          <w:rFonts w:ascii="Times New Roman" w:hAnsi="Times New Roman" w:cs="Times New Roman"/>
+          <w:sz w:val="24"/>
+          <w:szCs w:val="24"/>
+        </w:rPr>
+      </w:pPr>
+      <w:r>
+        <w:rPr>
+          <w:rFonts w:ascii="Times New Roman" w:hAnsi="Times New Roman" w:cs="Times New Roman"/>
+          <w:sz w:val="24"/>
+          <w:szCs w:val="24"/>
+        </w:rPr>
+        <w:t>请分别利用</w:t>
+      </w:r>
+      <w:r>
+        <w:rPr>
+          <w:rFonts w:ascii="Times New Roman" w:hAnsi="Times New Roman" w:cs="Times New Roman"/>
+          <w:sz w:val="24"/>
+          <w:szCs w:val="24"/>
+        </w:rPr>
+        <w:t>comparison lemma</w:t>
+      </w:r>
+      <w:r>
+        <w:rPr>
+          <w:rFonts w:ascii="Times New Roman" w:hAnsi="Times New Roman" w:cs="Times New Roman"/>
+          <w:sz w:val="24"/>
+          <w:szCs w:val="24"/>
+        </w:rPr>
+        <w:t>和</w:t>
+      </w:r>
+      <w:proofErr w:type="spellStart"/>
+      <w:r>
+        <w:rPr>
+          <w:rFonts w:ascii="Times New Roman" w:hAnsi="Times New Roman" w:cs="Times New Roman"/>
+          <w:sz w:val="24"/>
+          <w:szCs w:val="24"/>
+        </w:rPr>
+        <w:t>Gronwall</w:t>
+      </w:r>
+      <w:proofErr w:type="spellEnd"/>
+      <w:r>
+        <w:rPr>
+          <w:rFonts w:ascii="Times New Roman" w:hAnsi="Times New Roman" w:cs="Times New Roman"/>
+          <w:sz w:val="24"/>
+          <w:szCs w:val="24"/>
+        </w:rPr>
+        <w:t>-Bellman</w:t>
+      </w:r>
+      <w:r>
+        <w:rPr>
+          <w:rFonts w:ascii="Times New Roman" w:hAnsi="Times New Roman" w:cs="Times New Roman"/>
+          <w:sz w:val="24"/>
+          <w:szCs w:val="24"/>
+        </w:rPr>
+        <w:t>不等式，分析函数</w:t>
+      </w:r>
+      <w:r>
+        <w:rPr>
+          <w:rFonts w:ascii="Times New Roman" w:hAnsi="Times New Roman" w:cs="Times New Roman"/>
+          <w:position w:val="-10"/>
+          <w:sz w:val="24"/>
+          <w:szCs w:val="24"/>
+        </w:rPr>
+        <w:object w:dxaOrig="400" w:dyaOrig="279" w14:anchorId="215CD8AA">
+          <v:shape id="_x0000_i1047" type="#_x0000_t75" style="width:20.2pt;height:14.2pt" o:ole="">
+            <v:imagedata r:id="rId37" o:title=""/>
           </v:shape>
-          <o:OLEObject Type="Embed" ProgID="Equation.DSMT4" ShapeID="_x0000_i1045" DrawAspect="Content" ObjectID="_1648298710" r:id="rId45"/>
+          <o:OLEObject Type="Embed" ProgID="Equation.DSMT4" ShapeID="_x0000_i1047" DrawAspect="Content" ObjectID="_1835099253" r:id="rId38"/>
         </w:object>
       </w:r>
       <w:r>
@@ -2503,134 +3977,15 @@
           <w:sz w:val="24"/>
           <w:szCs w:val="24"/>
         </w:rPr>
-        <w:t xml:space="preserve">, </w:t>
-      </w:r>
-      <w:r>
-        <w:rPr>
-          <w:rFonts w:ascii="Times New Roman" w:hAnsi="Times New Roman" w:cs="Times New Roman"/>
-          <w:position w:val="-10"/>
-          <w:sz w:val="24"/>
-          <w:szCs w:val="24"/>
-        </w:rPr>
-        <w:object w:dxaOrig="1359" w:dyaOrig="279">
-          <v:shape id="_x0000_i1046" type="#_x0000_t75" style="width:68.25pt;height:14.25pt" o:ole="">
-            <v:imagedata r:id="rId46" o:title=""/>
-          </v:shape>
-          <o:OLEObject Type="Embed" ProgID="Equation.DSMT4" ShapeID="_x0000_i1046" DrawAspect="Content" ObjectID="_1648298711" r:id="rId47"/>
-        </w:object>
-      </w:r>
-      <w:r>
-        <w:rPr>
-          <w:rFonts w:ascii="Times New Roman" w:hAnsi="Times New Roman" w:cs="Times New Roman"/>
-          <w:sz w:val="24"/>
-          <w:szCs w:val="24"/>
-        </w:rPr>
-        <w:tab/>
-      </w:r>
-      <w:r>
-        <w:rPr>
-          <w:rFonts w:ascii="Times New Roman" w:hAnsi="Times New Roman" w:cs="Times New Roman"/>
-          <w:sz w:val="24"/>
-          <w:szCs w:val="24"/>
-        </w:rPr>
-        <w:fldChar w:fldCharType="begin"/>
-      </w:r>
-      <w:r>
-        <w:rPr>
-          <w:rFonts w:ascii="Times New Roman" w:hAnsi="Times New Roman" w:cs="Times New Roman"/>
-          <w:sz w:val="24"/>
-          <w:szCs w:val="24"/>
-        </w:rPr>
-        <w:instrText xml:space="preserve"> MACROBUTTON MTPlaceRef \* MERGEFORMAT </w:instrText>
-      </w:r>
-      <w:r>
-        <w:rPr>
-          <w:rFonts w:ascii="Times New Roman" w:hAnsi="Times New Roman" w:cs="Times New Roman"/>
-          <w:sz w:val="24"/>
-          <w:szCs w:val="24"/>
-        </w:rPr>
-        <w:fldChar w:fldCharType="begin"/>
-      </w:r>
-      <w:r>
-        <w:rPr>
-          <w:rFonts w:ascii="Times New Roman" w:hAnsi="Times New Roman" w:cs="Times New Roman"/>
-          <w:sz w:val="24"/>
-          <w:szCs w:val="24"/>
-        </w:rPr>
-        <w:instrText xml:space="preserve"> SEQ MTEqn \h \* MERGEFORMAT </w:instrText>
-      </w:r>
-      <w:r>
-        <w:rPr>
-          <w:rFonts w:ascii="Times New Roman" w:hAnsi="Times New Roman" w:cs="Times New Roman"/>
-          <w:sz w:val="24"/>
-          <w:szCs w:val="24"/>
-        </w:rPr>
-        <w:fldChar w:fldCharType="end"/>
-      </w:r>
-      <w:r>
-        <w:rPr>
-          <w:rFonts w:ascii="Times New Roman" w:hAnsi="Times New Roman" w:cs="Times New Roman"/>
-          <w:sz w:val="24"/>
-          <w:szCs w:val="24"/>
-        </w:rPr>
-        <w:instrText>(</w:instrText>
-      </w:r>
-      <w:r>
-        <w:rPr>
-          <w:rFonts w:ascii="Times New Roman" w:hAnsi="Times New Roman" w:cs="Times New Roman"/>
-          <w:sz w:val="24"/>
-          <w:szCs w:val="24"/>
-        </w:rPr>
-        <w:fldChar w:fldCharType="begin"/>
-      </w:r>
-      <w:r>
-        <w:rPr>
-          <w:rFonts w:ascii="Times New Roman" w:hAnsi="Times New Roman" w:cs="Times New Roman"/>
-          <w:sz w:val="24"/>
-          <w:szCs w:val="24"/>
-        </w:rPr>
-        <w:instrText xml:space="preserve"> SEQ MTEqn \c \* Arabic \* MERGEFORMAT </w:instrText>
-      </w:r>
-      <w:r>
-        <w:rPr>
-          <w:rFonts w:ascii="Times New Roman" w:hAnsi="Times New Roman" w:cs="Times New Roman"/>
-          <w:sz w:val="24"/>
-          <w:szCs w:val="24"/>
-        </w:rPr>
-        <w:fldChar w:fldCharType="separate"/>
-      </w:r>
-      <w:r>
-        <w:rPr>
-          <w:rFonts w:ascii="Times New Roman" w:hAnsi="Times New Roman" w:cs="Times New Roman"/>
-          <w:noProof/>
-          <w:sz w:val="24"/>
-          <w:szCs w:val="24"/>
-        </w:rPr>
-        <w:instrText>8</w:instrText>
-      </w:r>
-      <w:r>
-        <w:rPr>
-          <w:rFonts w:ascii="Times New Roman" w:hAnsi="Times New Roman" w:cs="Times New Roman"/>
-          <w:sz w:val="24"/>
-          <w:szCs w:val="24"/>
-        </w:rPr>
-        <w:fldChar w:fldCharType="end"/>
-      </w:r>
-      <w:r>
-        <w:rPr>
-          <w:rFonts w:ascii="Times New Roman" w:hAnsi="Times New Roman" w:cs="Times New Roman"/>
-          <w:sz w:val="24"/>
-          <w:szCs w:val="24"/>
-        </w:rPr>
-        <w:instrText>)</w:instrText>
-      </w:r>
-      <w:r>
-        <w:rPr>
-          <w:rFonts w:ascii="Times New Roman" w:hAnsi="Times New Roman" w:cs="Times New Roman"/>
-          <w:sz w:val="24"/>
-          <w:szCs w:val="24"/>
-        </w:rPr>
-        <w:fldChar w:fldCharType="end"/>
+        <w:t>的</w:t>
+      </w:r>
+      <w:r>
+        <w:rPr>
+          <w:rFonts w:ascii="Times New Roman" w:hAnsi="Times New Roman" w:cs="Times New Roman"/>
+          <w:sz w:val="24"/>
+          <w:szCs w:val="24"/>
+        </w:rPr>
+        <w:t>上界。</w:t>
       </w:r>
     </w:p>
     <w:p>
@@ -2642,82 +3997,82 @@
           <w:szCs w:val="24"/>
         </w:rPr>
       </w:pPr>
-      <w:r>
-        <w:rPr>
-          <w:rFonts w:ascii="Times New Roman" w:hAnsi="Times New Roman" w:cs="Times New Roman"/>
-          <w:sz w:val="24"/>
-          <w:szCs w:val="24"/>
-        </w:rPr>
-        <w:t>请分别利用</w:t>
-      </w:r>
-      <w:r>
-        <w:rPr>
-          <w:rFonts w:ascii="Times New Roman" w:hAnsi="Times New Roman" w:cs="Times New Roman"/>
-          <w:sz w:val="24"/>
-          <w:szCs w:val="24"/>
-        </w:rPr>
-        <w:t>comparison lemma</w:t>
-      </w:r>
-      <w:r>
-        <w:rPr>
-          <w:rFonts w:ascii="Times New Roman" w:hAnsi="Times New Roman" w:cs="Times New Roman"/>
-          <w:sz w:val="24"/>
-          <w:szCs w:val="24"/>
-        </w:rPr>
-        <w:t>和</w:t>
-      </w:r>
-      <w:r>
-        <w:rPr>
-          <w:rFonts w:ascii="Times New Roman" w:hAnsi="Times New Roman" w:cs="Times New Roman"/>
-          <w:sz w:val="24"/>
-          <w:szCs w:val="24"/>
-        </w:rPr>
-        <w:t>Gronwall-Bellman</w:t>
-      </w:r>
-      <w:r>
-        <w:rPr>
-          <w:rFonts w:ascii="Times New Roman" w:hAnsi="Times New Roman" w:cs="Times New Roman"/>
-          <w:sz w:val="24"/>
-          <w:szCs w:val="24"/>
-        </w:rPr>
-        <w:t>不等式，分析函数</w:t>
-      </w:r>
-      <w:r>
-        <w:rPr>
-          <w:rFonts w:ascii="Times New Roman" w:hAnsi="Times New Roman" w:cs="Times New Roman"/>
-          <w:position w:val="-10"/>
-          <w:sz w:val="24"/>
-          <w:szCs w:val="24"/>
-        </w:rPr>
-        <w:object w:dxaOrig="400" w:dyaOrig="279">
-          <v:shape id="_x0000_i1047" type="#_x0000_t75" style="width:20.25pt;height:14.25pt" o:ole="">
-            <v:imagedata r:id="rId48" o:title=""/>
-          </v:shape>
-          <o:OLEObject Type="Embed" ProgID="Equation.DSMT4" ShapeID="_x0000_i1047" DrawAspect="Content" ObjectID="_1648298712" r:id="rId49"/>
-        </w:object>
-      </w:r>
-      <w:r>
-        <w:rPr>
-          <w:rFonts w:ascii="Times New Roman" w:hAnsi="Times New Roman" w:cs="Times New Roman"/>
-          <w:sz w:val="24"/>
-          <w:szCs w:val="24"/>
-        </w:rPr>
-        <w:t>的</w:t>
-      </w:r>
-      <w:r>
-        <w:rPr>
-          <w:rFonts w:ascii="Times New Roman" w:hAnsi="Times New Roman" w:cs="Times New Roman"/>
-          <w:sz w:val="24"/>
-          <w:szCs w:val="24"/>
-        </w:rPr>
-        <w:t>上界。</w:t>
-      </w:r>
     </w:p>
     <w:p>
       <w:pPr>
         <w:spacing w:line="360" w:lineRule="auto"/>
         <w:rPr>
           <w:rFonts w:ascii="Times New Roman" w:hAnsi="Times New Roman" w:cs="Times New Roman"/>
+          <w:sz w:val="24"/>
+          <w:szCs w:val="24"/>
+        </w:rPr>
+      </w:pPr>
+    </w:p>
+    <w:p>
+      <w:pPr>
+        <w:spacing w:line="360" w:lineRule="auto"/>
+        <w:rPr>
+          <w:rFonts w:ascii="Times New Roman" w:hAnsi="Times New Roman" w:cs="Times New Roman"/>
+          <w:sz w:val="24"/>
+          <w:szCs w:val="24"/>
+        </w:rPr>
+      </w:pPr>
+    </w:p>
+    <w:p>
+      <w:pPr>
+        <w:spacing w:line="360" w:lineRule="auto"/>
+        <w:rPr>
+          <w:rFonts w:ascii="Times New Roman" w:hAnsi="Times New Roman" w:cs="Times New Roman"/>
+          <w:sz w:val="24"/>
+          <w:szCs w:val="24"/>
+        </w:rPr>
+      </w:pPr>
+    </w:p>
+    <w:p>
+      <w:pPr>
+        <w:spacing w:line="360" w:lineRule="auto"/>
+        <w:rPr>
+          <w:rFonts w:ascii="Times New Roman" w:hAnsi="Times New Roman" w:cs="Times New Roman"/>
+          <w:sz w:val="24"/>
+          <w:szCs w:val="24"/>
+        </w:rPr>
+      </w:pPr>
+    </w:p>
+    <w:p>
+      <w:pPr>
+        <w:spacing w:line="360" w:lineRule="auto"/>
+        <w:rPr>
+          <w:rFonts w:ascii="Times New Roman" w:hAnsi="Times New Roman" w:cs="Times New Roman"/>
+          <w:sz w:val="24"/>
+          <w:szCs w:val="24"/>
+        </w:rPr>
+      </w:pPr>
+    </w:p>
+    <w:p>
+      <w:pPr>
+        <w:spacing w:line="360" w:lineRule="auto"/>
+        <w:rPr>
+          <w:rFonts w:ascii="Times New Roman" w:hAnsi="Times New Roman" w:cs="Times New Roman"/>
+          <w:sz w:val="24"/>
+          <w:szCs w:val="24"/>
+        </w:rPr>
+      </w:pPr>
+    </w:p>
+    <w:p>
+      <w:pPr>
+        <w:spacing w:line="360" w:lineRule="auto"/>
+        <w:rPr>
+          <w:rFonts w:ascii="Times New Roman" w:hAnsi="Times New Roman" w:cs="Times New Roman"/>
+          <w:sz w:val="24"/>
+          <w:szCs w:val="24"/>
+        </w:rPr>
+      </w:pPr>
+    </w:p>
+    <w:p>
+      <w:pPr>
+        <w:spacing w:line="360" w:lineRule="auto"/>
+        <w:rPr>
+          <w:rFonts w:ascii="Times New Roman" w:hAnsi="Times New Roman" w:cs="Times New Roman" w:hint="eastAsia"/>
           <w:sz w:val="24"/>
           <w:szCs w:val="24"/>
         </w:rPr>
@@ -2744,17 +4099,18 @@
           <w:sz w:val="24"/>
           <w:szCs w:val="24"/>
         </w:rPr>
+        <w:lastRenderedPageBreak/>
         <w:t>给定连续可微的函数</w:t>
       </w:r>
       <w:r>
         <w:rPr>
           <w:position w:val="-10"/>
         </w:rPr>
-        <w:object w:dxaOrig="760" w:dyaOrig="300">
-          <v:shape id="_x0000_i1048" type="#_x0000_t75" style="width:37.9pt;height:15.75pt" o:ole="">
-            <v:imagedata r:id="rId50" o:title=""/>
+        <w:object w:dxaOrig="760" w:dyaOrig="300" w14:anchorId="01F0B80B">
+          <v:shape id="_x0000_i1048" type="#_x0000_t75" style="width:37.65pt;height:15.8pt" o:ole="">
+            <v:imagedata r:id="rId39" o:title=""/>
           </v:shape>
-          <o:OLEObject Type="Embed" ProgID="Equation.DSMT4" ShapeID="_x0000_i1048" DrawAspect="Content" ObjectID="_1648298713" r:id="rId51"/>
+          <o:OLEObject Type="Embed" ProgID="Equation.DSMT4" ShapeID="_x0000_i1048" DrawAspect="Content" ObjectID="_1835099254" r:id="rId40"/>
         </w:object>
       </w:r>
       <w:r>
@@ -2769,11 +4125,11 @@
         <w:rPr>
           <w:position w:val="-6"/>
         </w:rPr>
-        <w:object w:dxaOrig="440" w:dyaOrig="240">
-          <v:shape id="_x0000_i1049" type="#_x0000_t75" style="width:21.75pt;height:12pt" o:ole="">
-            <v:imagedata r:id="rId38" o:title=""/>
+        <w:object w:dxaOrig="440" w:dyaOrig="240" w14:anchorId="0AD14003">
+          <v:shape id="_x0000_i1049" type="#_x0000_t75" style="width:21.8pt;height:12pt" o:ole="">
+            <v:imagedata r:id="rId33" o:title=""/>
           </v:shape>
-          <o:OLEObject Type="Embed" ProgID="Equation.DSMT4" ShapeID="_x0000_i1049" DrawAspect="Content" ObjectID="_1648298714" r:id="rId52"/>
+          <o:OLEObject Type="Embed" ProgID="Equation.DSMT4" ShapeID="_x0000_i1049" DrawAspect="Content" ObjectID="_1835099255" r:id="rId41"/>
         </w:object>
       </w:r>
       <w:r>
@@ -2788,11 +4144,11 @@
         <w:rPr>
           <w:position w:val="-10"/>
         </w:rPr>
-        <w:object w:dxaOrig="820" w:dyaOrig="300">
-          <v:shape id="_x0000_i1050" type="#_x0000_t75" style="width:40.9pt;height:15pt" o:ole="">
-            <v:imagedata r:id="rId53" o:title=""/>
+        <w:object w:dxaOrig="820" w:dyaOrig="300" w14:anchorId="1891678B">
+          <v:shape id="_x0000_i1050" type="#_x0000_t75" style="width:40.9pt;height:15.25pt" o:ole="">
+            <v:imagedata r:id="rId42" o:title=""/>
           </v:shape>
-          <o:OLEObject Type="Embed" ProgID="Equation.DSMT4" ShapeID="_x0000_i1050" DrawAspect="Content" ObjectID="_1648298715" r:id="rId54"/>
+          <o:OLEObject Type="Embed" ProgID="Equation.DSMT4" ShapeID="_x0000_i1050" DrawAspect="Content" ObjectID="_1835099256" r:id="rId43"/>
         </w:object>
       </w:r>
       <w:r>
@@ -2829,11 +4185,11 @@
           <w:sz w:val="24"/>
           <w:szCs w:val="24"/>
         </w:rPr>
-        <w:object w:dxaOrig="999" w:dyaOrig="320">
-          <v:shape id="_x0000_i1051" type="#_x0000_t75" style="width:49.9pt;height:15.75pt" o:ole="">
-            <v:imagedata r:id="rId55" o:title=""/>
+        <w:object w:dxaOrig="999" w:dyaOrig="320" w14:anchorId="1D3E0FAA">
+          <v:shape id="_x0000_i1051" type="#_x0000_t75" style="width:49.65pt;height:15.8pt" o:ole="">
+            <v:imagedata r:id="rId44" o:title=""/>
           </v:shape>
-          <o:OLEObject Type="Embed" ProgID="Equation.DSMT4" ShapeID="_x0000_i1051" DrawAspect="Content" ObjectID="_1648298716" r:id="rId56"/>
+          <o:OLEObject Type="Embed" ProgID="Equation.DSMT4" ShapeID="_x0000_i1051" DrawAspect="Content" ObjectID="_1835099257" r:id="rId45"/>
         </w:object>
       </w:r>
       <w:r>
@@ -2851,11 +4207,11 @@
           <w:sz w:val="24"/>
           <w:szCs w:val="24"/>
         </w:rPr>
-        <w:object w:dxaOrig="1260" w:dyaOrig="300">
-          <v:shape id="_x0000_i1052" type="#_x0000_t75" style="width:63.75pt;height:15.75pt" o:ole="">
-            <v:imagedata r:id="rId57" o:title=""/>
+        <w:object w:dxaOrig="1260" w:dyaOrig="300" w14:anchorId="70EB9E9F">
+          <v:shape id="_x0000_i1052" type="#_x0000_t75" style="width:63.8pt;height:15.8pt" o:ole="">
+            <v:imagedata r:id="rId46" o:title=""/>
           </v:shape>
-          <o:OLEObject Type="Embed" ProgID="Equation.DSMT4" ShapeID="_x0000_i1052" DrawAspect="Content" ObjectID="_1648298717" r:id="rId58"/>
+          <o:OLEObject Type="Embed" ProgID="Equation.DSMT4" ShapeID="_x0000_i1052" DrawAspect="Content" ObjectID="_1835099258" r:id="rId47"/>
         </w:object>
       </w:r>
       <w:r>
@@ -3005,13 +4361,23 @@
         </w:rPr>
         <w:t>或</w:t>
       </w:r>
-      <w:r>
-        <w:rPr>
-          <w:rFonts w:ascii="Times New Roman" w:hAnsi="Times New Roman" w:cs="Times New Roman"/>
-          <w:sz w:val="24"/>
-          <w:szCs w:val="24"/>
-        </w:rPr>
-        <w:t>Gronwall-Bellman</w:t>
+      <w:proofErr w:type="spellStart"/>
+      <w:r>
+        <w:rPr>
+          <w:rFonts w:ascii="Times New Roman" w:hAnsi="Times New Roman" w:cs="Times New Roman"/>
+          <w:sz w:val="24"/>
+          <w:szCs w:val="24"/>
+        </w:rPr>
+        <w:t>Gronwall</w:t>
+      </w:r>
+      <w:proofErr w:type="spellEnd"/>
+      <w:r>
+        <w:rPr>
+          <w:rFonts w:ascii="Times New Roman" w:hAnsi="Times New Roman" w:cs="Times New Roman"/>
+          <w:sz w:val="24"/>
+          <w:szCs w:val="24"/>
+        </w:rPr>
+        <w:t>-Bellman</w:t>
       </w:r>
       <w:r>
         <w:rPr>
@@ -3028,11 +4394,11 @@
           <w:sz w:val="24"/>
           <w:szCs w:val="24"/>
         </w:rPr>
-        <w:object w:dxaOrig="420" w:dyaOrig="300">
-          <v:shape id="_x0000_i1053" type="#_x0000_t75" style="width:21.75pt;height:15.75pt" o:ole="">
-            <v:imagedata r:id="rId59" o:title=""/>
+        <w:object w:dxaOrig="420" w:dyaOrig="300" w14:anchorId="1A312240">
+          <v:shape id="_x0000_i1053" type="#_x0000_t75" style="width:21.8pt;height:15.8pt" o:ole="">
+            <v:imagedata r:id="rId48" o:title=""/>
           </v:shape>
-          <o:OLEObject Type="Embed" ProgID="Equation.DSMT4" ShapeID="_x0000_i1053" DrawAspect="Content" ObjectID="_1648298718" r:id="rId60"/>
+          <o:OLEObject Type="Embed" ProgID="Equation.DSMT4" ShapeID="_x0000_i1053" DrawAspect="Content" ObjectID="_1835099259" r:id="rId49"/>
         </w:object>
       </w:r>
       <w:r>
@@ -3075,7 +4441,7 @@
 </file>
 
 <file path=word/endnotes.xml><?xml version="1.0" encoding="utf-8"?>
-<w:endnotes xmlns:wpc="http://schemas.microsoft.com/office/word/2010/wordprocessingCanvas" xmlns:cx="http://schemas.microsoft.com/office/drawing/2014/chartex" xmlns:cx1="http://schemas.microsoft.com/office/drawing/2015/9/8/chartex" xmlns:cx2="http://schemas.microsoft.com/office/drawing/2015/10/21/chartex" xmlns:cx3="http://schemas.microsoft.com/office/drawing/2016/5/9/chartex" xmlns:cx4="http://schemas.microsoft.com/office/drawing/2016/5/10/chartex" xmlns:cx5="http://schemas.microsoft.com/office/drawing/2016/5/11/chartex" xmlns:cx6="http://schemas.microsoft.com/office/drawing/2016/5/12/chartex" xmlns:cx7="http://schemas.microsoft.com/office/drawing/2016/5/13/chartex" xmlns:cx8="http://schemas.microsoft.com/office/drawing/2016/5/14/chartex" xmlns:mc="http://schemas.openxmlformats.org/markup-compatibility/2006" xmlns:aink="http://schemas.microsoft.com/office/drawing/2016/ink" xmlns:am3d="http://schemas.microsoft.com/office/drawing/2017/model3d" xmlns:o="urn:schemas-microsoft-com:office:office" xmlns:r="http://schemas.openxmlformats.org/officeDocument/2006/relationships" xmlns:m="http://schemas.openxmlformats.org/officeDocument/2006/math" xmlns:v="urn:schemas-microsoft-com:vml" xmlns:wp14="http://schemas.microsoft.com/office/word/2010/wordprocessingDrawing" xmlns:wp="http://schemas.openxmlformats.org/drawingml/2006/wordprocessingDrawing" xmlns:w10="urn:schemas-microsoft-com:office:word" xmlns:w="http://schemas.openxmlformats.org/wordprocessingml/2006/main" xmlns:w14="http://schemas.microsoft.com/office/word/2010/wordml" xmlns:w15="http://schemas.microsoft.com/office/word/2012/wordml" xmlns:w16cid="http://schemas.microsoft.com/office/word/2016/wordml/cid" xmlns:w16se="http://schemas.microsoft.com/office/word/2015/wordml/symex" xmlns:wpg="http://schemas.microsoft.com/office/word/2010/wordprocessingGroup" xmlns:wpi="http://schemas.microsoft.com/office/word/2010/wordprocessingInk" xmlns:wne="http://schemas.microsoft.com/office/word/2006/wordml" xmlns:wps="http://schemas.microsoft.com/office/word/2010/wordprocessingShape" mc:Ignorable="w14 w15 w16se w16cid wp14">
+<w:endnotes xmlns:wpc="http://schemas.microsoft.com/office/word/2010/wordprocessingCanvas" xmlns:cx="http://schemas.microsoft.com/office/drawing/2014/chartex" xmlns:cx1="http://schemas.microsoft.com/office/drawing/2015/9/8/chartex" xmlns:cx2="http://schemas.microsoft.com/office/drawing/2015/10/21/chartex" xmlns:cx3="http://schemas.microsoft.com/office/drawing/2016/5/9/chartex" xmlns:cx4="http://schemas.microsoft.com/office/drawing/2016/5/10/chartex" xmlns:cx5="http://schemas.microsoft.com/office/drawing/2016/5/11/chartex" xmlns:cx6="http://schemas.microsoft.com/office/drawing/2016/5/12/chartex" xmlns:cx7="http://schemas.microsoft.com/office/drawing/2016/5/13/chartex" xmlns:cx8="http://schemas.microsoft.com/office/drawing/2016/5/14/chartex" xmlns:mc="http://schemas.openxmlformats.org/markup-compatibility/2006" xmlns:aink="http://schemas.microsoft.com/office/drawing/2016/ink" xmlns:am3d="http://schemas.microsoft.com/office/drawing/2017/model3d" xmlns:o="urn:schemas-microsoft-com:office:office" xmlns:oel="http://schemas.microsoft.com/office/2019/extlst" xmlns:r="http://schemas.openxmlformats.org/officeDocument/2006/relationships" xmlns:m="http://schemas.openxmlformats.org/officeDocument/2006/math" xmlns:v="urn:schemas-microsoft-com:vml" xmlns:wp14="http://schemas.microsoft.com/office/word/2010/wordprocessingDrawing" xmlns:wp="http://schemas.openxmlformats.org/drawingml/2006/wordprocessingDrawing" xmlns:w10="urn:schemas-microsoft-com:office:word" xmlns:w="http://schemas.openxmlformats.org/wordprocessingml/2006/main" xmlns:w14="http://schemas.microsoft.com/office/word/2010/wordml" xmlns:w15="http://schemas.microsoft.com/office/word/2012/wordml" xmlns:w16cex="http://schemas.microsoft.com/office/word/2018/wordml/cex" xmlns:w16cid="http://schemas.microsoft.com/office/word/2016/wordml/cid" xmlns:w16="http://schemas.microsoft.com/office/word/2018/wordml" xmlns:w16du="http://schemas.microsoft.com/office/word/2023/wordml/word16du" xmlns:w16sdtdh="http://schemas.microsoft.com/office/word/2020/wordml/sdtdatahash" xmlns:w16sdtfl="http://schemas.microsoft.com/office/word/2024/wordml/sdtformatlock" xmlns:w16se="http://schemas.microsoft.com/office/word/2015/wordml/symex" xmlns:wpg="http://schemas.microsoft.com/office/word/2010/wordprocessingGroup" xmlns:wpi="http://schemas.microsoft.com/office/word/2010/wordprocessingInk" xmlns:wne="http://schemas.microsoft.com/office/word/2006/wordml" xmlns:wps="http://schemas.microsoft.com/office/word/2010/wordprocessingShape" mc:Ignorable="w14 w15 w16se w16cid w16 w16cex w16sdtdh w16sdtfl w16du wp14">
   <w:endnote w:type="separator" w:id="-1">
     <w:p>
       <w:r>
@@ -3094,7 +4460,7 @@
 </file>
 
 <file path=word/footnotes.xml><?xml version="1.0" encoding="utf-8"?>
-<w:footnotes xmlns:wpc="http://schemas.microsoft.com/office/word/2010/wordprocessingCanvas" xmlns:cx="http://schemas.microsoft.com/office/drawing/2014/chartex" xmlns:cx1="http://schemas.microsoft.com/office/drawing/2015/9/8/chartex" xmlns:cx2="http://schemas.microsoft.com/office/drawing/2015/10/21/chartex" xmlns:cx3="http://schemas.microsoft.com/office/drawing/2016/5/9/chartex" xmlns:cx4="http://schemas.microsoft.com/office/drawing/2016/5/10/chartex" xmlns:cx5="http://schemas.microsoft.com/office/drawing/2016/5/11/chartex" xmlns:cx6="http://schemas.microsoft.com/office/drawing/2016/5/12/chartex" xmlns:cx7="http://schemas.microsoft.com/office/drawing/2016/5/13/chartex" xmlns:cx8="http://schemas.microsoft.com/office/drawing/2016/5/14/chartex" xmlns:mc="http://schemas.openxmlformats.org/markup-compatibility/2006" xmlns:aink="http://schemas.microsoft.com/office/drawing/2016/ink" xmlns:am3d="http://schemas.microsoft.com/office/drawing/2017/model3d" xmlns:o="urn:schemas-microsoft-com:office:office" xmlns:r="http://schemas.openxmlformats.org/officeDocument/2006/relationships" xmlns:m="http://schemas.openxmlformats.org/officeDocument/2006/math" xmlns:v="urn:schemas-microsoft-com:vml" xmlns:wp14="http://schemas.microsoft.com/office/word/2010/wordprocessingDrawing" xmlns:wp="http://schemas.openxmlformats.org/drawingml/2006/wordprocessingDrawing" xmlns:w10="urn:schemas-microsoft-com:office:word" xmlns:w="http://schemas.openxmlformats.org/wordprocessingml/2006/main" xmlns:w14="http://schemas.microsoft.com/office/word/2010/wordml" xmlns:w15="http://schemas.microsoft.com/office/word/2012/wordml" xmlns:w16cid="http://schemas.microsoft.com/office/word/2016/wordml/cid" xmlns:w16se="http://schemas.microsoft.com/office/word/2015/wordml/symex" xmlns:wpg="http://schemas.microsoft.com/office/word/2010/wordprocessingGroup" xmlns:wpi="http://schemas.microsoft.com/office/word/2010/wordprocessingInk" xmlns:wne="http://schemas.microsoft.com/office/word/2006/wordml" xmlns:wps="http://schemas.microsoft.com/office/word/2010/wordprocessingShape" mc:Ignorable="w14 w15 w16se w16cid wp14">
+<w:footnotes xmlns:wpc="http://schemas.microsoft.com/office/word/2010/wordprocessingCanvas" xmlns:cx="http://schemas.microsoft.com/office/drawing/2014/chartex" xmlns:cx1="http://schemas.microsoft.com/office/drawing/2015/9/8/chartex" xmlns:cx2="http://schemas.microsoft.com/office/drawing/2015/10/21/chartex" xmlns:cx3="http://schemas.microsoft.com/office/drawing/2016/5/9/chartex" xmlns:cx4="http://schemas.microsoft.com/office/drawing/2016/5/10/chartex" xmlns:cx5="http://schemas.microsoft.com/office/drawing/2016/5/11/chartex" xmlns:cx6="http://schemas.microsoft.com/office/drawing/2016/5/12/chartex" xmlns:cx7="http://schemas.microsoft.com/office/drawing/2016/5/13/chartex" xmlns:cx8="http://schemas.microsoft.com/office/drawing/2016/5/14/chartex" xmlns:mc="http://schemas.openxmlformats.org/markup-compatibility/2006" xmlns:aink="http://schemas.microsoft.com/office/drawing/2016/ink" xmlns:am3d="http://schemas.microsoft.com/office/drawing/2017/model3d" xmlns:o="urn:schemas-microsoft-com:office:office" xmlns:oel="http://schemas.microsoft.com/office/2019/extlst" xmlns:r="http://schemas.openxmlformats.org/officeDocument/2006/relationships" xmlns:m="http://schemas.openxmlformats.org/officeDocument/2006/math" xmlns:v="urn:schemas-microsoft-com:vml" xmlns:wp14="http://schemas.microsoft.com/office/word/2010/wordprocessingDrawing" xmlns:wp="http://schemas.openxmlformats.org/drawingml/2006/wordprocessingDrawing" xmlns:w10="urn:schemas-microsoft-com:office:word" xmlns:w="http://schemas.openxmlformats.org/wordprocessingml/2006/main" xmlns:w14="http://schemas.microsoft.com/office/word/2010/wordml" xmlns:w15="http://schemas.microsoft.com/office/word/2012/wordml" xmlns:w16cex="http://schemas.microsoft.com/office/word/2018/wordml/cex" xmlns:w16cid="http://schemas.microsoft.com/office/word/2016/wordml/cid" xmlns:w16="http://schemas.microsoft.com/office/word/2018/wordml" xmlns:w16du="http://schemas.microsoft.com/office/word/2023/wordml/word16du" xmlns:w16sdtdh="http://schemas.microsoft.com/office/word/2020/wordml/sdtdatahash" xmlns:w16sdtfl="http://schemas.microsoft.com/office/word/2024/wordml/sdtformatlock" xmlns:w16se="http://schemas.microsoft.com/office/word/2015/wordml/symex" xmlns:wpg="http://schemas.microsoft.com/office/word/2010/wordprocessingGroup" xmlns:wpi="http://schemas.microsoft.com/office/word/2010/wordprocessingInk" xmlns:wne="http://schemas.microsoft.com/office/word/2006/wordml" xmlns:wps="http://schemas.microsoft.com/office/word/2010/wordprocessingShape" mc:Ignorable="w14 w15 w16se w16cid w16 w16cex w16sdtdh w16sdtfl w16du wp14">
   <w:footnote w:type="separator" w:id="-1">
     <w:p>
       <w:r>
@@ -3113,7 +4479,7 @@
 </file>
 
 <file path=word/numbering.xml><?xml version="1.0" encoding="utf-8"?>
-<w:numbering xmlns:wpc="http://schemas.microsoft.com/office/word/2010/wordprocessingCanvas" xmlns:cx="http://schemas.microsoft.com/office/drawing/2014/chartex" xmlns:cx1="http://schemas.microsoft.com/office/drawing/2015/9/8/chartex" xmlns:cx2="http://schemas.microsoft.com/office/drawing/2015/10/21/chartex" xmlns:cx3="http://schemas.microsoft.com/office/drawing/2016/5/9/chartex" xmlns:cx4="http://schemas.microsoft.com/office/drawing/2016/5/10/chartex" xmlns:cx5="http://schemas.microsoft.com/office/drawing/2016/5/11/chartex" xmlns:cx6="http://schemas.microsoft.com/office/drawing/2016/5/12/chartex" xmlns:cx7="http://schemas.microsoft.com/office/drawing/2016/5/13/chartex" xmlns:cx8="http://schemas.microsoft.com/office/drawing/2016/5/14/chartex" xmlns:mc="http://schemas.openxmlformats.org/markup-compatibility/2006" xmlns:aink="http://schemas.microsoft.com/office/drawing/2016/ink" xmlns:am3d="http://schemas.microsoft.com/office/drawing/2017/model3d" xmlns:o="urn:schemas-microsoft-com:office:office" xmlns:r="http://schemas.openxmlformats.org/officeDocument/2006/relationships" xmlns:m="http://schemas.openxmlformats.org/officeDocument/2006/math" xmlns:v="urn:schemas-microsoft-com:vml" xmlns:wp14="http://schemas.microsoft.com/office/word/2010/wordprocessingDrawing" xmlns:wp="http://schemas.openxmlformats.org/drawingml/2006/wordprocessingDrawing" xmlns:w10="urn:schemas-microsoft-com:office:word" xmlns:w="http://schemas.openxmlformats.org/wordprocessingml/2006/main" xmlns:w14="http://schemas.microsoft.com/office/word/2010/wordml" xmlns:w15="http://schemas.microsoft.com/office/word/2012/wordml" xmlns:w16cid="http://schemas.microsoft.com/office/word/2016/wordml/cid" xmlns:w16se="http://schemas.microsoft.com/office/word/2015/wordml/symex" xmlns:wpg="http://schemas.microsoft.com/office/word/2010/wordprocessingGroup" xmlns:wpi="http://schemas.microsoft.com/office/word/2010/wordprocessingInk" xmlns:wne="http://schemas.microsoft.com/office/word/2006/wordml" xmlns:wps="http://schemas.microsoft.com/office/word/2010/wordprocessingShape" mc:Ignorable="w14 w15 w16se w16cid wp14">
+<w:numbering xmlns:wpc="http://schemas.microsoft.com/office/word/2010/wordprocessingCanvas" xmlns:cx="http://schemas.microsoft.com/office/drawing/2014/chartex" xmlns:cx1="http://schemas.microsoft.com/office/drawing/2015/9/8/chartex" xmlns:cx2="http://schemas.microsoft.com/office/drawing/2015/10/21/chartex" xmlns:cx3="http://schemas.microsoft.com/office/drawing/2016/5/9/chartex" xmlns:cx4="http://schemas.microsoft.com/office/drawing/2016/5/10/chartex" xmlns:cx5="http://schemas.microsoft.com/office/drawing/2016/5/11/chartex" xmlns:cx6="http://schemas.microsoft.com/office/drawing/2016/5/12/chartex" xmlns:cx7="http://schemas.microsoft.com/office/drawing/2016/5/13/chartex" xmlns:cx8="http://schemas.microsoft.com/office/drawing/2016/5/14/chartex" xmlns:mc="http://schemas.openxmlformats.org/markup-compatibility/2006" xmlns:aink="http://schemas.microsoft.com/office/drawing/2016/ink" xmlns:am3d="http://schemas.microsoft.com/office/drawing/2017/model3d" xmlns:o="urn:schemas-microsoft-com:office:office" xmlns:oel="http://schemas.microsoft.com/office/2019/extlst" xmlns:r="http://schemas.openxmlformats.org/officeDocument/2006/relationships" xmlns:m="http://schemas.openxmlformats.org/officeDocument/2006/math" xmlns:v="urn:schemas-microsoft-com:vml" xmlns:wp14="http://schemas.microsoft.com/office/word/2010/wordprocessingDrawing" xmlns:wp="http://schemas.openxmlformats.org/drawingml/2006/wordprocessingDrawing" xmlns:w10="urn:schemas-microsoft-com:office:word" xmlns:w="http://schemas.openxmlformats.org/wordprocessingml/2006/main" xmlns:w14="http://schemas.microsoft.com/office/word/2010/wordml" xmlns:w15="http://schemas.microsoft.com/office/word/2012/wordml" xmlns:w16cex="http://schemas.microsoft.com/office/word/2018/wordml/cex" xmlns:w16cid="http://schemas.microsoft.com/office/word/2016/wordml/cid" xmlns:w16="http://schemas.microsoft.com/office/word/2018/wordml" xmlns:w16du="http://schemas.microsoft.com/office/word/2023/wordml/word16du" xmlns:w16sdtdh="http://schemas.microsoft.com/office/word/2020/wordml/sdtdatahash" xmlns:w16sdtfl="http://schemas.microsoft.com/office/word/2024/wordml/sdtformatlock" xmlns:w16se="http://schemas.microsoft.com/office/word/2015/wordml/symex" xmlns:wpg="http://schemas.microsoft.com/office/word/2010/wordprocessingGroup" xmlns:wpi="http://schemas.microsoft.com/office/word/2010/wordprocessingInk" xmlns:wne="http://schemas.microsoft.com/office/word/2006/wordml" xmlns:wps="http://schemas.microsoft.com/office/word/2010/wordprocessingShape" mc:Ignorable="w14 w15 w16se w16cid w16 w16cex w16sdtdh w16sdtfl w16du wp14">
   <w:abstractNum w:abstractNumId="0" w15:restartNumberingAfterBreak="0">
     <w:nsid w:val="0DE66523"/>
     <w:multiLevelType w:val="hybridMultilevel"/>
@@ -3378,20 +4744,20 @@
       </w:pPr>
     </w:lvl>
   </w:abstractNum>
-  <w:num w:numId="1">
+  <w:num w:numId="1" w16cid:durableId="696732949">
     <w:abstractNumId w:val="0"/>
   </w:num>
-  <w:num w:numId="2">
+  <w:num w:numId="2" w16cid:durableId="1589994326">
     <w:abstractNumId w:val="2"/>
   </w:num>
-  <w:num w:numId="3">
+  <w:num w:numId="3" w16cid:durableId="425463815">
     <w:abstractNumId w:val="1"/>
   </w:num>
 </w:numbering>
 </file>
 
 <file path=word/styles.xml><?xml version="1.0" encoding="utf-8"?>
-<w:styles xmlns:mc="http://schemas.openxmlformats.org/markup-compatibility/2006" xmlns:r="http://schemas.openxmlformats.org/officeDocument/2006/relationships" xmlns:w="http://schemas.openxmlformats.org/wordprocessingml/2006/main" xmlns:w14="http://schemas.microsoft.com/office/word/2010/wordml" xmlns:w15="http://schemas.microsoft.com/office/word/2012/wordml" xmlns:w16cid="http://schemas.microsoft.com/office/word/2016/wordml/cid" xmlns:w16se="http://schemas.microsoft.com/office/word/2015/wordml/symex" mc:Ignorable="w14 w15 w16se w16cid">
+<w:styles xmlns:mc="http://schemas.openxmlformats.org/markup-compatibility/2006" xmlns:r="http://schemas.openxmlformats.org/officeDocument/2006/relationships" xmlns:w="http://schemas.openxmlformats.org/wordprocessingml/2006/main" xmlns:w14="http://schemas.microsoft.com/office/word/2010/wordml" xmlns:w15="http://schemas.microsoft.com/office/word/2012/wordml" xmlns:w16cex="http://schemas.microsoft.com/office/word/2018/wordml/cex" xmlns:w16cid="http://schemas.microsoft.com/office/word/2016/wordml/cid" xmlns:w16="http://schemas.microsoft.com/office/word/2018/wordml" xmlns:w16du="http://schemas.microsoft.com/office/word/2023/wordml/word16du" xmlns:w16sdtdh="http://schemas.microsoft.com/office/word/2020/wordml/sdtdatahash" xmlns:w16sdtfl="http://schemas.microsoft.com/office/word/2024/wordml/sdtformatlock" xmlns:w16se="http://schemas.microsoft.com/office/word/2015/wordml/symex" mc:Ignorable="w14 w15 w16se w16cid w16 w16cex w16sdtdh w16sdtfl w16du">
   <w:docDefaults>
     <w:rPrDefault>
       <w:rPr>
@@ -3404,7 +4770,7 @@
     </w:rPrDefault>
     <w:pPrDefault/>
   </w:docDefaults>
-  <w:latentStyles w:defLockedState="0" w:defUIPriority="99" w:defSemiHidden="0" w:defUnhideWhenUsed="0" w:defQFormat="0" w:count="377">
+  <w:latentStyles w:defLockedState="0" w:defUIPriority="99" w:defSemiHidden="0" w:defUnhideWhenUsed="0" w:defQFormat="0" w:count="376">
     <w:lsdException w:name="Normal" w:uiPriority="0" w:qFormat="1"/>
     <w:lsdException w:name="heading 1" w:uiPriority="9" w:qFormat="1"/>
     <w:lsdException w:name="heading 2" w:semiHidden="1" w:uiPriority="9" w:unhideWhenUsed="1" w:qFormat="1"/>
@@ -3781,7 +5147,6 @@
     <w:lsdException w:name="Hashtag" w:semiHidden="1" w:unhideWhenUsed="1"/>
     <w:lsdException w:name="Unresolved Mention" w:semiHidden="1" w:unhideWhenUsed="1"/>
     <w:lsdException w:name="Smart Link" w:semiHidden="1" w:unhideWhenUsed="1"/>
-    <w:lsdException w:name="Smart Link Error" w:semiHidden="1" w:unhideWhenUsed="1"/>
   </w:latentStyles>
   <w:style w:type="paragraph" w:default="1" w:styleId="a">
     <w:name w:val="Normal"/>
@@ -3932,7 +5297,7 @@
         <a:sysClr val="windowText" lastClr="000000"/>
       </a:dk1>
       <a:lt1>
-        <a:sysClr val="window" lastClr="C7EDCC"/>
+        <a:sysClr val="window" lastClr="FFFFFF"/>
       </a:lt1>
       <a:dk2>
         <a:srgbClr val="1F497D"/>
